--- a/05_Funcional/13_Manual_Modulo_Expansion_I2C_y_Compras.docx
+++ b/05_Funcional/13_Manual_Modulo_Expansion_I2C_y_Compras.docx
@@ -616,7 +616,7 @@
           <w:color w:val="960000"/>
           <w:sz w:val="20"/>
         </w:rPr>
-        <w:t xml:space="preserve">[!CAUTION] ### 🛑 ESTADO REAL DEL FIRMWARE (CLARIDAD TÉCNICA) </w:t>
+        <w:t xml:space="preserve">[!CAUTION] ### 🛑 ESTE MANUAL DESCRIBE UNA ARQUITECTURA QUE SE RETIRÓ EL 31/08/2026. NO SE EJECUTA </w:t>
       </w:r>
       <w:r>
         <w:rPr>
@@ -624,6 +624,309 @@
           <w:color w:val="960000"/>
           <w:sz w:val="20"/>
         </w:rPr>
+        <w:t>El bus I²C sobre el STM32 no se va a montar.</w:t>
+      </w:r>
+      <w:r>
+        <w:rPr>
+          <w:b w:val="0"/>
+          <w:color w:val="960000"/>
+          <w:sz w:val="20"/>
+        </w:rPr>
+        <w:t xml:space="preserve"> El </w:t>
+      </w:r>
+      <w:r>
+        <w:rPr>
+          <w:rFonts w:ascii="Consolas" w:hAnsi="Consolas"/>
+          <w:color w:val="960000"/>
+          <w:sz w:val="20"/>
+        </w:rPr>
+        <w:t>DS3231</w:t>
+      </w:r>
+      <w:r>
+        <w:rPr>
+          <w:b w:val="0"/>
+          <w:color w:val="960000"/>
+          <w:sz w:val="20"/>
+        </w:rPr>
+        <w:t xml:space="preserve"> vive desde el 31/08 en el </w:t>
+      </w:r>
+      <w:r>
+        <w:rPr>
+          <w:b/>
+          <w:color w:val="960000"/>
+          <w:sz w:val="20"/>
+        </w:rPr>
+        <w:t>módulo de expansión ESP32</w:t>
+      </w:r>
+      <w:r>
+        <w:rPr>
+          <w:b w:val="0"/>
+          <w:color w:val="960000"/>
+          <w:sz w:val="20"/>
+        </w:rPr>
+        <w:t xml:space="preserve"> —</w:t>
+      </w:r>
+      <w:r>
+        <w:rPr>
+          <w:rFonts w:ascii="Consolas" w:hAnsi="Consolas"/>
+          <w:color w:val="960000"/>
+          <w:sz w:val="20"/>
+        </w:rPr>
+        <w:t>GPIO21</w:t>
+      </w:r>
+      <w:r>
+        <w:rPr>
+          <w:b w:val="0"/>
+          <w:color w:val="960000"/>
+          <w:sz w:val="20"/>
+        </w:rPr>
+        <w:t xml:space="preserve"> (</w:t>
+      </w:r>
+      <w:r>
+        <w:rPr>
+          <w:rFonts w:ascii="Consolas" w:hAnsi="Consolas"/>
+          <w:color w:val="960000"/>
+          <w:sz w:val="20"/>
+        </w:rPr>
+        <w:t>SDA</w:t>
+      </w:r>
+      <w:r>
+        <w:rPr>
+          <w:b w:val="0"/>
+          <w:color w:val="960000"/>
+          <w:sz w:val="20"/>
+        </w:rPr>
+        <w:t xml:space="preserve">) / </w:t>
+      </w:r>
+      <w:r>
+        <w:rPr>
+          <w:rFonts w:ascii="Consolas" w:hAnsi="Consolas"/>
+          <w:color w:val="960000"/>
+          <w:sz w:val="20"/>
+        </w:rPr>
+        <w:t>GPIO22</w:t>
+      </w:r>
+      <w:r>
+        <w:rPr>
+          <w:b w:val="0"/>
+          <w:color w:val="960000"/>
+          <w:sz w:val="20"/>
+        </w:rPr>
+        <w:t xml:space="preserve"> (</w:t>
+      </w:r>
+      <w:r>
+        <w:rPr>
+          <w:rFonts w:ascii="Consolas" w:hAnsi="Consolas"/>
+          <w:color w:val="960000"/>
+          <w:sz w:val="20"/>
+        </w:rPr>
+        <w:t>SCL</w:t>
+      </w:r>
+      <w:r>
+        <w:rPr>
+          <w:b w:val="0"/>
+          <w:color w:val="960000"/>
+          <w:sz w:val="20"/>
+        </w:rPr>
+        <w:t xml:space="preserve">), con pila propia—, y el </w:t>
+      </w:r>
+      <w:r>
+        <w:rPr>
+          <w:rFonts w:ascii="Consolas" w:hAnsi="Consolas"/>
+          <w:color w:val="960000"/>
+          <w:sz w:val="20"/>
+        </w:rPr>
+        <w:t>PCF8574</w:t>
+      </w:r>
+      <w:r>
+        <w:rPr>
+          <w:b w:val="0"/>
+          <w:color w:val="960000"/>
+          <w:sz w:val="20"/>
+        </w:rPr>
+        <w:t xml:space="preserve"> </w:t>
+      </w:r>
+      <w:r>
+        <w:rPr>
+          <w:b/>
+          <w:color w:val="960000"/>
+          <w:sz w:val="20"/>
+        </w:rPr>
+        <w:t>queda retirado</w:t>
+      </w:r>
+      <w:r>
+        <w:rPr>
+          <w:b w:val="0"/>
+          <w:color w:val="960000"/>
+          <w:sz w:val="20"/>
+        </w:rPr>
+        <w:t xml:space="preserve">: no porque fuera malo, sino porque el problema que resolvía desapareció. Ver </w:t>
+      </w:r>
+      <w:r>
+        <w:rPr>
+          <w:rFonts w:ascii="Consolas" w:hAnsi="Consolas"/>
+          <w:color w:val="960000"/>
+          <w:sz w:val="20"/>
+        </w:rPr>
+        <w:t>12_Cobertura_de_Pruebas_y_Huecos.md</w:t>
+      </w:r>
+      <w:r>
+        <w:rPr>
+          <w:b w:val="0"/>
+          <w:color w:val="960000"/>
+          <w:sz w:val="20"/>
+        </w:rPr>
+        <w:t xml:space="preserve"> §6. </w:t>
+      </w:r>
+      <w:r>
+        <w:rPr>
+          <w:b/>
+          <w:color w:val="960000"/>
+          <w:sz w:val="20"/>
+        </w:rPr>
+        <w:t>Lo que de este manual SIGUE VIGENTE y hay que leer:</w:t>
+      </w:r>
+      <w:r>
+        <w:rPr>
+          <w:b w:val="0"/>
+          <w:color w:val="960000"/>
+          <w:sz w:val="20"/>
+        </w:rPr>
+        <w:t xml:space="preserve"> §3 y la fe de erratas </w:t>
+      </w:r>
+      <w:r>
+        <w:rPr>
+          <w:rFonts w:ascii="Consolas" w:hAnsi="Consolas"/>
+          <w:color w:val="960000"/>
+          <w:sz w:val="20"/>
+        </w:rPr>
+        <w:t>J14</w:t>
+      </w:r>
+      <w:r>
+        <w:rPr>
+          <w:b w:val="0"/>
+          <w:color w:val="960000"/>
+          <w:sz w:val="20"/>
+        </w:rPr>
+        <w:t>/</w:t>
+      </w:r>
+      <w:r>
+        <w:rPr>
+          <w:rFonts w:ascii="Consolas" w:hAnsi="Consolas"/>
+          <w:color w:val="960000"/>
+          <w:sz w:val="20"/>
+        </w:rPr>
+        <w:t>J15</w:t>
+      </w:r>
+      <w:r>
+        <w:rPr>
+          <w:b w:val="0"/>
+          <w:color w:val="960000"/>
+          <w:sz w:val="20"/>
+        </w:rPr>
+        <w:t xml:space="preserve"> —riesgo eléctrico real y medido—, §4.1 (el censo de pines, la única medida red por red del cobre), el aviso de la pila </w:t>
+      </w:r>
+      <w:r>
+        <w:rPr>
+          <w:rFonts w:ascii="Consolas" w:hAnsi="Consolas"/>
+          <w:color w:val="960000"/>
+          <w:sz w:val="20"/>
+        </w:rPr>
+        <w:t>CR2032</w:t>
+      </w:r>
+      <w:r>
+        <w:rPr>
+          <w:b w:val="0"/>
+          <w:color w:val="960000"/>
+          <w:sz w:val="20"/>
+        </w:rPr>
+        <w:t xml:space="preserve"> contra </w:t>
+      </w:r>
+      <w:r>
+        <w:rPr>
+          <w:rFonts w:ascii="Consolas" w:hAnsi="Consolas"/>
+          <w:color w:val="960000"/>
+          <w:sz w:val="20"/>
+        </w:rPr>
+        <w:t>LIR2032</w:t>
+      </w:r>
+      <w:r>
+        <w:rPr>
+          <w:b w:val="0"/>
+          <w:color w:val="960000"/>
+          <w:sz w:val="20"/>
+        </w:rPr>
+        <w:t xml:space="preserve"> del </w:t>
+      </w:r>
+      <w:r>
+        <w:rPr>
+          <w:rFonts w:ascii="Consolas" w:hAnsi="Consolas"/>
+          <w:color w:val="960000"/>
+          <w:sz w:val="20"/>
+        </w:rPr>
+        <w:t>ZS-042</w:t>
+      </w:r>
+      <w:r>
+        <w:rPr>
+          <w:b w:val="0"/>
+          <w:color w:val="960000"/>
+          <w:sz w:val="20"/>
+        </w:rPr>
+        <w:t xml:space="preserve">, y §7.0 (comprobaciones con el pito antes de energizar). </w:t>
+      </w:r>
+      <w:r>
+        <w:rPr>
+          <w:b/>
+          <w:color w:val="960000"/>
+          <w:sz w:val="20"/>
+        </w:rPr>
+        <w:t>Lo que NO se ejecuta:</w:t>
+      </w:r>
+      <w:r>
+        <w:rPr>
+          <w:b w:val="0"/>
+          <w:color w:val="960000"/>
+          <w:sz w:val="20"/>
+        </w:rPr>
+        <w:t xml:space="preserve"> §1 (desoldar </w:t>
+      </w:r>
+      <w:r>
+        <w:rPr>
+          <w:rFonts w:ascii="Consolas" w:hAnsi="Consolas"/>
+          <w:color w:val="960000"/>
+          <w:sz w:val="20"/>
+        </w:rPr>
+        <w:t>C25</w:t>
+      </w:r>
+      <w:r>
+        <w:rPr>
+          <w:b w:val="0"/>
+          <w:color w:val="960000"/>
+          <w:sz w:val="20"/>
+        </w:rPr>
+        <w:t>), la elección de ruta de §4.2 y §6, y la parte de §5 que compra para ese bus.</w:t>
+      </w:r>
+    </w:p>
+    <w:p>
+      <w:pPr>
+        <w:spacing w:after="160"/>
+        <w:ind w:left="360"/>
+        <w:shd w:val="clear" w:fill="FFF4E5"/>
+      </w:pPr>
+      <w:r>
+        <w:rPr>
+          <w:b w:val="0"/>
+          <w:color w:val="960000"/>
+          <w:sz w:val="20"/>
+        </w:rPr>
+        <w:t>🛑 Y EL AVISO AL COMPRADOR QUE HABÍA AQUÍ ERA FALSO — se tacha con su motivo, 05/09 ~~</w:t>
+      </w:r>
+      <w:r>
+        <w:rPr>
+          <w:b/>
+          <w:color w:val="960000"/>
+          <w:sz w:val="20"/>
+        </w:rPr>
         <w:t>Nada de lo que se compra en la §5 tiene driver en el firmware de hoy. Ni el expansor, ni el reloj.</w:t>
       </w:r>
       <w:r>
@@ -632,7 +935,7 @@
           <w:color w:val="960000"/>
           <w:sz w:val="20"/>
         </w:rPr>
-        <w:t xml:space="preserve"> | Pieza | ¿Hay driver en el firmware? | Qué pasa al enchufarla hoy | |---|:---:|---| | </w:t>
+        <w:t xml:space="preserve">~~ | Pieza | ~~¿Hay driver?~~ </w:t>
       </w:r>
       <w:r>
         <w:rPr>
@@ -640,6 +943,22 @@
           <w:color w:val="960000"/>
           <w:sz w:val="20"/>
         </w:rPr>
+        <w:t>MEDIDO el 05/09</w:t>
+      </w:r>
+      <w:r>
+        <w:rPr>
+          <w:b w:val="0"/>
+          <w:color w:val="960000"/>
+          <w:sz w:val="20"/>
+        </w:rPr>
+        <w:t xml:space="preserve"> | Qué pasa al enchufarla hoy | |---|:---:|---| | </w:t>
+      </w:r>
+      <w:r>
+        <w:rPr>
+          <w:b/>
+          <w:color w:val="960000"/>
+          <w:sz w:val="20"/>
+        </w:rPr>
         <w:t>Expansor `PCF8574`</w:t>
       </w:r>
       <w:r>
@@ -664,7 +983,7 @@
           <w:color w:val="960000"/>
           <w:sz w:val="20"/>
         </w:rPr>
-        <w:t xml:space="preserve"> | La LCD </w:t>
+        <w:t xml:space="preserve"> — y </w:t>
       </w:r>
       <w:r>
         <w:rPr>
@@ -672,15 +991,15 @@
           <w:color w:val="960000"/>
           <w:sz w:val="20"/>
         </w:rPr>
-        <w:t>no</w:t>
-      </w:r>
-      <w:r>
-        <w:rPr>
-          <w:b w:val="0"/>
-          <w:color w:val="960000"/>
-          <w:sz w:val="20"/>
-        </w:rPr>
-        <w:t xml:space="preserve"> mostrará ningún mensaje de detección | | </w:t>
+        <w:t>da igual: la propuesta está retirada</w:t>
+      </w:r>
+      <w:r>
+        <w:rPr>
+          <w:b w:val="0"/>
+          <w:color w:val="960000"/>
+          <w:sz w:val="20"/>
+        </w:rPr>
+        <w:t xml:space="preserve"> | No se compra | | </w:t>
       </w:r>
       <w:r>
         <w:rPr>
@@ -696,7 +1015,7 @@
           <w:color w:val="960000"/>
           <w:sz w:val="20"/>
         </w:rPr>
-        <w:t xml:space="preserve"> | ❌ </w:t>
+        <w:t xml:space="preserve"> | ~~❌ </w:t>
       </w:r>
       <w:r>
         <w:rPr>
@@ -712,7 +1031,7 @@
           <w:color w:val="960000"/>
           <w:sz w:val="20"/>
         </w:rPr>
-        <w:t xml:space="preserve"> | 🔴 </w:t>
+        <w:t xml:space="preserve">~~ → 🟢 </w:t>
       </w:r>
       <w:r>
         <w:rPr>
@@ -720,15 +1039,15 @@
           <w:color w:val="960000"/>
           <w:sz w:val="20"/>
         </w:rPr>
-        <w:t>No dará la hora. El equipo la seguirá pidiendo por pantalla o por radio, como si el módulo no estuviera. ESO NO ES UNA AVERÍA DEL MÓDULO: es que no hay código que le hable.</w:t>
-      </w:r>
-      <w:r>
-        <w:rPr>
-          <w:b w:val="0"/>
-          <w:color w:val="960000"/>
-          <w:sz w:val="20"/>
-        </w:rPr>
-        <w:t xml:space="preserve"> No lo devuelva al mostrador ni lo dé por defectuoso | </w:t>
+        <w:t>SÍ EXISTE</w:t>
+      </w:r>
+      <w:r>
+        <w:rPr>
+          <w:b w:val="0"/>
+          <w:color w:val="960000"/>
+          <w:sz w:val="20"/>
+        </w:rPr>
+        <w:t xml:space="preserve"> | ~~🔴 No dará la hora… no hay código que le hable~~ 🛑 </w:t>
       </w:r>
       <w:r>
         <w:rPr>
@@ -736,6 +1055,38 @@
           <w:color w:val="960000"/>
           <w:sz w:val="20"/>
         </w:rPr>
+        <w:t>FALSO.</w:t>
+      </w:r>
+      <w:r>
+        <w:rPr>
+          <w:b w:val="0"/>
+          <w:color w:val="960000"/>
+          <w:sz w:val="20"/>
+        </w:rPr>
+        <w:t xml:space="preserve"> Enchufado </w:t>
+      </w:r>
+      <w:r>
+        <w:rPr>
+          <w:b/>
+          <w:color w:val="960000"/>
+          <w:sz w:val="20"/>
+        </w:rPr>
+        <w:t>al ESP32</w:t>
+      </w:r>
+      <w:r>
+        <w:rPr>
+          <w:b w:val="0"/>
+          <w:color w:val="960000"/>
+          <w:sz w:val="20"/>
+        </w:rPr>
+        <w:t xml:space="preserve"> hay software que lo lee | ~~</w:t>
+      </w:r>
+      <w:r>
+        <w:rPr>
+          <w:b/>
+          <w:color w:val="960000"/>
+          <w:sz w:val="20"/>
+        </w:rPr>
         <w:t>Medido el 28/08</w:t>
       </w:r>
       <w:r>
@@ -808,7 +1159,7 @@
           <w:color w:val="960000"/>
           <w:sz w:val="20"/>
         </w:rPr>
-        <w:t xml:space="preserve">. Las únicas apariciones de «I2C» en el fuente son comentarios que explican por qué </w:t>
+        <w:t xml:space="preserve">.~~ 🔴 </w:t>
       </w:r>
       <w:r>
         <w:rPr>
@@ -816,15 +1167,15 @@
           <w:color w:val="960000"/>
           <w:sz w:val="20"/>
         </w:rPr>
-        <w:t>no</w:t>
-      </w:r>
-      <w:r>
-        <w:rPr>
-          <w:b w:val="0"/>
-          <w:color w:val="960000"/>
-          <w:sz w:val="20"/>
-        </w:rPr>
-        <w:t xml:space="preserve"> hay bus. *(El mismo buscador sobre </w:t>
+        <w:t>POR QUÉ ESTE MANUAL DIJO LO CONTRARIO, y es la lección que se queda: el grep miraba DOS de las TRES carpetas.</w:t>
+      </w:r>
+      <w:r>
+        <w:rPr>
+          <w:b w:val="0"/>
+          <w:color w:val="960000"/>
+          <w:sz w:val="20"/>
+        </w:rPr>
+        <w:t xml:space="preserve"> El driver vive en una tercera, </w:t>
       </w:r>
       <w:r>
         <w:rPr>
@@ -832,6 +1183,54 @@
           <w:color w:val="960000"/>
           <w:sz w:val="20"/>
         </w:rPr>
+        <w:t>01_Firmware/ESP32_Expansion/</w:t>
+      </w:r>
+      <w:r>
+        <w:rPr>
+          <w:b w:val="0"/>
+          <w:color w:val="960000"/>
+          <w:sz w:val="20"/>
+        </w:rPr>
+        <w:t xml:space="preserve">. Un cero de un buscador que no mira donde está la cosa se lee como *«no hay»* — es </w:t>
+      </w:r>
+      <w:r>
+        <w:rPr>
+          <w:rFonts w:ascii="Consolas" w:hAnsi="Consolas"/>
+          <w:color w:val="960000"/>
+          <w:sz w:val="20"/>
+        </w:rPr>
+        <w:t>CLAUDE.md</w:t>
+      </w:r>
+      <w:r>
+        <w:rPr>
+          <w:b w:val="0"/>
+          <w:color w:val="960000"/>
+          <w:sz w:val="20"/>
+        </w:rPr>
+        <w:t xml:space="preserve"> §4, y aquí sostuvo </w:t>
+      </w:r>
+      <w:r>
+        <w:rPr>
+          <w:b/>
+          <w:color w:val="960000"/>
+          <w:sz w:val="20"/>
+        </w:rPr>
+        <w:t>un aviso al comprador en negrita</w:t>
+      </w:r>
+      <w:r>
+        <w:rPr>
+          <w:b w:val="0"/>
+          <w:color w:val="960000"/>
+          <w:sz w:val="20"/>
+        </w:rPr>
+        <w:t xml:space="preserve">. El párrafo incluso se defendía diciendo *«el buscador sabe encontrar»*, probándolo con </w:t>
+      </w:r>
+      <w:r>
+        <w:rPr>
+          <w:rFonts w:ascii="Consolas" w:hAnsi="Consolas"/>
+          <w:color w:val="960000"/>
+          <w:sz w:val="20"/>
+        </w:rPr>
         <w:t>SerialBT</w:t>
       </w:r>
       <w:r>
@@ -840,7 +1239,7 @@
           <w:color w:val="960000"/>
           <w:sz w:val="20"/>
         </w:rPr>
-        <w:t xml:space="preserve"> devuelve 14 líneas en esas rutas: el buscador sabe encontrar.)* * Este documento es una </w:t>
+        <w:t xml:space="preserve">… </w:t>
       </w:r>
       <w:r>
         <w:rPr>
@@ -848,15 +1247,15 @@
           <w:color w:val="960000"/>
           <w:sz w:val="20"/>
         </w:rPr>
-        <w:t>guía de taller para compras, preparación de hardware y modificaciones en la PCB</w:t>
-      </w:r>
-      <w:r>
-        <w:rPr>
-          <w:b w:val="0"/>
-          <w:color w:val="960000"/>
-          <w:sz w:val="20"/>
-        </w:rPr>
-        <w:t xml:space="preserve"> para cuando se desarrolle la versión V9.0 (</w:t>
+        <w:t>en esas mismas dos carpetas</w:t>
+      </w:r>
+      <w:r>
+        <w:rPr>
+          <w:b w:val="0"/>
+          <w:color w:val="960000"/>
+          <w:sz w:val="20"/>
+        </w:rPr>
+        <w:t>. Un control que se ejecuta dentro del alcance equivocado confirma el alcance, no el hallazgo. ``</w:t>
       </w:r>
       <w:r>
         <w:rPr>
@@ -864,47 +1263,110 @@
           <w:color w:val="960000"/>
           <w:sz w:val="20"/>
         </w:rPr>
+        <w:t xml:space="preserve"> RE-MEDIDO el 05/09: grep -rni "ds3231" 01_Firmware --include=*.cpp --include=*.h | wc -l   -&gt;  57 wc -l 01_Firmware/ESP32_Expansion/src/reloj_ds3231.cpp                 -&gt;  336 lineas grep -n "Wire.begin" .../reloj_ds3231.cpp   -&gt;  :119 Wire.begin(DS3231_SDA, DS3231_SCL) llamadores: reloj_setup() &lt;- main.cpp:161 · reloj_revisar() &lt;- main.cpp:173 reloj_leer()  &lt;- despachador.cpp:96,:120 · puente.cpp:222 y el propio grep del manual, tal cual, YA NO DA CERO: Maestro/src/bluetooth.cpp:717 </w:t>
+      </w:r>
+      <w:r>
+        <w:rPr>
+          <w:rFonts w:ascii="Consolas" w:hAnsi="Consolas"/>
+          <w:color w:val="960000"/>
+          <w:sz w:val="20"/>
+        </w:rPr>
+      </w:r>
+      <w:r>
+        <w:rPr>
+          <w:rFonts w:ascii="Consolas" w:hAnsi="Consolas"/>
+          <w:color w:val="960000"/>
+          <w:sz w:val="20"/>
+        </w:rPr>
+        <w:t xml:space="preserve"> 🔴 **LO QUE SÍ SIGUE SIENDO CIERTO, y es lo que el comprador necesita: NO HAY </w:t>
+      </w:r>
+      <w:r>
+        <w:rPr>
+          <w:b w:val="0"/>
+          <w:color w:val="960000"/>
+          <w:sz w:val="20"/>
+        </w:rPr>
+        <w:t>DS3231</w:t>
+      </w:r>
+      <w:r>
+        <w:rPr>
+          <w:rFonts w:ascii="Consolas" w:hAnsi="Consolas"/>
+          <w:color w:val="960000"/>
+          <w:sz w:val="20"/>
+        </w:rPr>
+        <w:t xml:space="preserve"> COMPRADO** (línea </w:t>
+      </w:r>
+      <w:r>
+        <w:rPr>
+          <w:b w:val="0"/>
+          <w:color w:val="960000"/>
+          <w:sz w:val="20"/>
+        </w:rPr>
+        <w:t>A6</w:t>
+      </w:r>
+      <w:r>
+        <w:rPr>
+          <w:rFonts w:ascii="Consolas" w:hAnsi="Consolas"/>
+          <w:color w:val="960000"/>
+          <w:sz w:val="20"/>
+        </w:rPr>
+        <w:t xml:space="preserve">), y la dirección </w:t>
+      </w:r>
+      <w:r>
+        <w:rPr>
+          <w:b w:val="0"/>
+          <w:color w:val="960000"/>
+          <w:sz w:val="20"/>
+        </w:rPr>
+        <w:t>0x68</w:t>
+      </w:r>
+      <w:r>
+        <w:rPr>
+          <w:rFonts w:ascii="Consolas" w:hAnsi="Consolas"/>
+          <w:color w:val="960000"/>
+          <w:sz w:val="20"/>
+        </w:rPr>
+        <w:t xml:space="preserve"> sigue **SIN VERIFICAR sobre un módulo real**. **N-145 no se puede dar por probada.** Sin la pieza, el hueco de hora sale como **</w:t>
+      </w:r>
+      <w:r>
+        <w:rPr>
+          <w:b w:val="0"/>
+          <w:color w:val="960000"/>
+          <w:sz w:val="20"/>
+        </w:rPr>
+        <w:t>--:--:--</w:t>
+      </w:r>
+      <w:r>
+        <w:rPr>
+          <w:rFonts w:ascii="Consolas" w:hAnsi="Consolas"/>
+          <w:color w:val="960000"/>
+          <w:sz w:val="20"/>
+        </w:rPr>
+        <w:t>** — y eso **no es una avería: es el firmware callándose bien**, que es justo lo que este recuadro quería proteger y decía por el motivo equivocado. **Enchufado al STM32 sigue sin pasar nada**: ahí nunca hubo driver y no lo va a haber. * Este documento es una **guía de taller para compras, preparación de hardware y modificaciones en la PCB** para cuando se desarrolle la versión V9.0 (</w:t>
+      </w:r>
+      <w:r>
+        <w:rPr>
+          <w:b w:val="0"/>
+          <w:color w:val="960000"/>
+          <w:sz w:val="20"/>
+        </w:rPr>
         <w:t>roadmap.md</w:t>
       </w:r>
       <w:r>
         <w:rPr>
-          <w:b w:val="0"/>
-          <w:color w:val="960000"/>
-          <w:sz w:val="20"/>
-        </w:rPr>
-        <w:t xml:space="preserve"> N-54 / N-55). * </w:t>
-      </w:r>
-      <w:r>
-        <w:rPr>
-          <w:b/>
-          <w:color w:val="960000"/>
-          <w:sz w:val="20"/>
-        </w:rPr>
-        <w:t>No prometa hora al cliente por haber comprado el reloj.</w:t>
-      </w:r>
-      <w:r>
-        <w:rPr>
-          <w:b w:val="0"/>
-          <w:color w:val="960000"/>
-          <w:sz w:val="20"/>
-        </w:rPr>
-        <w:t xml:space="preserve"> El </w:t>
-      </w:r>
-      <w:r>
-        <w:rPr>
           <w:rFonts w:ascii="Consolas" w:hAnsi="Consolas"/>
           <w:color w:val="960000"/>
           <w:sz w:val="20"/>
         </w:rPr>
-        <w:t>DS3231</w:t>
-      </w:r>
-      <w:r>
-        <w:rPr>
-          <w:b w:val="0"/>
-          <w:color w:val="960000"/>
-          <w:sz w:val="20"/>
-        </w:rPr>
-        <w:t xml:space="preserve"> es una compra de *preparación de hardware*; la funcionalidad llega con el firmware V9.0, no con el módulo.</w:t>
+        <w:t xml:space="preserve"> N-54 / N-55). * **No prometa hora al cliente por haber comprado el reloj.** El </w:t>
+      </w:r>
+      <w:r>
+        <w:rPr>
+          <w:b w:val="0"/>
+          <w:color w:val="960000"/>
+          <w:sz w:val="20"/>
+        </w:rPr>
+        <w:t>DS3231` es una compra de *preparación de hardware*; la funcionalidad llega con el firmware V9.0, no con el módulo.</w:t>
       </w:r>
     </w:p>
     <w:p>

--- a/05_Funcional/13_Manual_Modulo_Expansion_I2C_y_Compras.docx
+++ b/05_Funcional/13_Manual_Modulo_Expansion_I2C_y_Compras.docx
@@ -9318,9 +9318,9 @@
         <w:t xml:space="preserve"> ====================================================================================================</w:t>
         <w:br/>
         <w:br/>
-        <w:t xml:space="preserve">  [1. ENTRADA CÁMARA 1 (DEMANDA)]              [2. ENTRADA CÁMARA 2 (UMBRAL TRAMO)]</w:t>
+        <w:t xml:space="preserve">  [1. ENTRADA CAMARA 1 (DEMANDA)]              [2. ENTRADA CAMARA 2 (ver aviso debajo)]</w:t>
         <w:br/>
-        <w:t xml:space="preserve">  Bornera J1 (Cámara 1):                       Bornera J2 (Cámara 2):</w:t>
+        <w:t xml:space="preserve">  Bornera J1 (Camara 1):                       Bornera J2 (Camara 2):</w:t>
         <w:br/>
         <w:t xml:space="preserve">  Pin 1: +12V Entrada                          Pin 1: +12V Entrada</w:t>
         <w:br/>
@@ -9349,6 +9349,421 @@
         <w:t xml:space="preserve">                                                 (ambas lineas con pull-up de 4.7 kOhm a 3.3 V)</w:t>
         <w:br/>
         <w:t xml:space="preserve"> ====================================================================================================</w:t>
+      </w:r>
+    </w:p>
+    <w:p>
+      <w:pPr>
+        <w:spacing w:after="160"/>
+        <w:ind w:left="360"/>
+        <w:shd w:val="clear" w:fill="FFF4E5"/>
+      </w:pPr>
+      <w:r>
+        <w:rPr>
+          <w:b w:val="0"/>
+          <w:color w:val="960000"/>
+          <w:sz w:val="20"/>
+        </w:rPr>
+        <w:t xml:space="preserve">🛑 05/09 — DOS CORRECCIONES AL DIAGRAMA DE ARRIBA, QUE ES DE UNA PLACA QUE NO SE HA FABRICADO 1. </w:t>
+      </w:r>
+      <w:r>
+        <w:rPr>
+          <w:b/>
+          <w:color w:val="960000"/>
+          <w:sz w:val="20"/>
+        </w:rPr>
+        <w:t>~~«CÁMARA 2 (UMBRAL TRAMO)»~~ ⛔ NO EXISTE, y no es que falte: es que no hay tal función.</w:t>
+      </w:r>
+      <w:r>
+        <w:rPr>
+          <w:b w:val="0"/>
+          <w:color w:val="960000"/>
+          <w:sz w:val="20"/>
+        </w:rPr>
+        <w:t xml:space="preserve"> La *«cámara de umbral»* venía de creer que </w:t>
+      </w:r>
+      <w:r>
+        <w:rPr>
+          <w:rFonts w:ascii="Consolas" w:hAnsi="Consolas"/>
+          <w:color w:val="960000"/>
+          <w:sz w:val="20"/>
+        </w:rPr>
+        <w:t>PB8</w:t>
+      </w:r>
+      <w:r>
+        <w:rPr>
+          <w:b w:val="0"/>
+          <w:color w:val="960000"/>
+          <w:sz w:val="20"/>
+        </w:rPr>
+        <w:t xml:space="preserve"> era una entrada; </w:t>
+      </w:r>
+      <w:r>
+        <w:rPr>
+          <w:b/>
+          <w:color w:val="960000"/>
+          <w:sz w:val="20"/>
+        </w:rPr>
+        <w:t>`PB8` es el LED testigo `D5` por `R16` de 1 kΩ</w:t>
+      </w:r>
+      <w:r>
+        <w:rPr>
+          <w:b w:val="0"/>
+          <w:color w:val="960000"/>
+          <w:sz w:val="20"/>
+        </w:rPr>
+        <w:t xml:space="preserve"> (N-64), y el símbolo </w:t>
+      </w:r>
+      <w:r>
+        <w:rPr>
+          <w:rFonts w:ascii="Consolas" w:hAnsi="Consolas"/>
+          <w:color w:val="960000"/>
+          <w:sz w:val="20"/>
+        </w:rPr>
+        <w:t>CAM_UMBRAL_PIN</w:t>
+      </w:r>
+      <w:r>
+        <w:rPr>
+          <w:b w:val="0"/>
+          <w:color w:val="960000"/>
+          <w:sz w:val="20"/>
+        </w:rPr>
+        <w:t xml:space="preserve"> </w:t>
+      </w:r>
+      <w:r>
+        <w:rPr>
+          <w:b/>
+          <w:color w:val="960000"/>
+          <w:sz w:val="20"/>
+        </w:rPr>
+        <w:t>ya no existe en el fuente de ninguna de las dos puntas</w:t>
+      </w:r>
+      <w:r>
+        <w:rPr>
+          <w:b w:val="0"/>
+          <w:color w:val="960000"/>
+          <w:sz w:val="20"/>
+        </w:rPr>
+        <w:t xml:space="preserve">. </w:t>
+      </w:r>
+      <w:r>
+        <w:rPr>
+          <w:b/>
+          <w:color w:val="960000"/>
+          <w:sz w:val="20"/>
+        </w:rPr>
+        <w:t>Las cámaras de este equipo son todas de DEMANDA: piden paso, no miden ocupación de tramo.</w:t>
+      </w:r>
+      <w:r>
+        <w:rPr>
+          <w:b w:val="0"/>
+          <w:color w:val="960000"/>
+          <w:sz w:val="20"/>
+        </w:rPr>
+        <w:t xml:space="preserve"> Si una copia impresa manda cablear una cámara de umbral, </w:t>
+      </w:r>
+      <w:r>
+        <w:rPr>
+          <w:b/>
+          <w:color w:val="960000"/>
+          <w:sz w:val="20"/>
+        </w:rPr>
+        <w:t>esa copia está caducada</w:t>
+      </w:r>
+      <w:r>
+        <w:rPr>
+          <w:b w:val="0"/>
+          <w:color w:val="960000"/>
+          <w:sz w:val="20"/>
+        </w:rPr>
+        <w:t xml:space="preserve">. 2. </w:t>
+      </w:r>
+      <w:r>
+        <w:rPr>
+          <w:b/>
+          <w:color w:val="960000"/>
+          <w:sz w:val="20"/>
+        </w:rPr>
+        <w:t>Las borneras de cámara NO se llaman `J1` y `J2`.</w:t>
+      </w:r>
+      <w:r>
+        <w:rPr>
+          <w:b w:val="0"/>
+          <w:color w:val="960000"/>
+          <w:sz w:val="20"/>
+        </w:rPr>
+        <w:t xml:space="preserve"> En la tarjeta real la entrada de cámara es </w:t>
+      </w:r>
+      <w:r>
+        <w:rPr>
+          <w:b/>
+          <w:color w:val="960000"/>
+          <w:sz w:val="20"/>
+        </w:rPr>
+        <w:t>`J14`</w:t>
+      </w:r>
+      <w:r>
+        <w:rPr>
+          <w:b w:val="0"/>
+          <w:color w:val="960000"/>
+          <w:sz w:val="20"/>
+        </w:rPr>
+        <w:t xml:space="preserve"> (</w:t>
+      </w:r>
+      <w:r>
+        <w:rPr>
+          <w:rFonts w:ascii="Consolas" w:hAnsi="Consolas"/>
+          <w:color w:val="960000"/>
+          <w:sz w:val="20"/>
+        </w:rPr>
+        <w:t>PB0</w:t>
+      </w:r>
+      <w:r>
+        <w:rPr>
+          <w:b w:val="0"/>
+          <w:color w:val="960000"/>
+          <w:sz w:val="20"/>
+        </w:rPr>
+        <w:t xml:space="preserve">) y, desde el 31/08, </w:t>
+      </w:r>
+      <w:r>
+        <w:rPr>
+          <w:b/>
+          <w:color w:val="960000"/>
+          <w:sz w:val="20"/>
+        </w:rPr>
+        <w:t>`J16` p10 y p12</w:t>
+      </w:r>
+      <w:r>
+        <w:rPr>
+          <w:b w:val="0"/>
+          <w:color w:val="960000"/>
+          <w:sz w:val="20"/>
+        </w:rPr>
+        <w:t xml:space="preserve"> (</w:t>
+      </w:r>
+      <w:r>
+        <w:rPr>
+          <w:rFonts w:ascii="Consolas" w:hAnsi="Consolas"/>
+          <w:color w:val="960000"/>
+          <w:sz w:val="20"/>
+        </w:rPr>
+        <w:t>PB14</w:t>
+      </w:r>
+      <w:r>
+        <w:rPr>
+          <w:b w:val="0"/>
+          <w:color w:val="960000"/>
+          <w:sz w:val="20"/>
+        </w:rPr>
+        <w:t>/</w:t>
+      </w:r>
+      <w:r>
+        <w:rPr>
+          <w:rFonts w:ascii="Consolas" w:hAnsi="Consolas"/>
+          <w:color w:val="960000"/>
+          <w:sz w:val="20"/>
+        </w:rPr>
+        <w:t>PB15</w:t>
+      </w:r>
+      <w:r>
+        <w:rPr>
+          <w:b w:val="0"/>
+          <w:color w:val="960000"/>
+          <w:sz w:val="20"/>
+        </w:rPr>
+        <w:t xml:space="preserve">). </w:t>
+      </w:r>
+      <w:r>
+        <w:rPr>
+          <w:rFonts w:ascii="Consolas" w:hAnsi="Consolas"/>
+          <w:color w:val="960000"/>
+          <w:sz w:val="20"/>
+        </w:rPr>
+        <w:t>J1</w:t>
+      </w:r>
+      <w:r>
+        <w:rPr>
+          <w:b w:val="0"/>
+          <w:color w:val="960000"/>
+          <w:sz w:val="20"/>
+        </w:rPr>
+        <w:t>/</w:t>
+      </w:r>
+      <w:r>
+        <w:rPr>
+          <w:rFonts w:ascii="Consolas" w:hAnsi="Consolas"/>
+          <w:color w:val="960000"/>
+          <w:sz w:val="20"/>
+        </w:rPr>
+        <w:t>J2</w:t>
+      </w:r>
+      <w:r>
+        <w:rPr>
+          <w:b w:val="0"/>
+          <w:color w:val="960000"/>
+          <w:sz w:val="20"/>
+        </w:rPr>
+        <w:t xml:space="preserve"> son rótulos de este esquema hipotético y </w:t>
+      </w:r>
+      <w:r>
+        <w:rPr>
+          <w:b/>
+          <w:color w:val="960000"/>
+          <w:sz w:val="20"/>
+        </w:rPr>
+        <w:t>no corresponden a nada en el cobre</w:t>
+      </w:r>
+      <w:r>
+        <w:rPr>
+          <w:b w:val="0"/>
+          <w:color w:val="960000"/>
+          <w:sz w:val="20"/>
+        </w:rPr>
+        <w:t xml:space="preserve"> — cablear guiándose por ellos es el mismo error que mandó la talanquera a </w:t>
+      </w:r>
+      <w:r>
+        <w:rPr>
+          <w:rFonts w:ascii="Consolas" w:hAnsi="Consolas"/>
+          <w:color w:val="960000"/>
+          <w:sz w:val="20"/>
+        </w:rPr>
+        <w:t>J14</w:t>
+      </w:r>
+      <w:r>
+        <w:rPr>
+          <w:b w:val="0"/>
+          <w:color w:val="960000"/>
+          <w:sz w:val="20"/>
+        </w:rPr>
+        <w:t xml:space="preserve">. 🔵 </w:t>
+      </w:r>
+      <w:r>
+        <w:rPr>
+          <w:b/>
+          <w:color w:val="960000"/>
+          <w:sz w:val="20"/>
+        </w:rPr>
+        <w:t>Y el contrato, que aquí ahorra trabajo:</w:t>
+      </w:r>
+      <w:r>
+        <w:rPr>
+          <w:b w:val="0"/>
+          <w:color w:val="960000"/>
+          <w:sz w:val="20"/>
+        </w:rPr>
+        <w:t xml:space="preserve"> de cada cámara el sistema consume </w:t>
+      </w:r>
+      <w:r>
+        <w:rPr>
+          <w:b/>
+          <w:color w:val="960000"/>
+          <w:sz w:val="20"/>
+        </w:rPr>
+        <w:t>un contacto seco y nada más</w:t>
+      </w:r>
+      <w:r>
+        <w:rPr>
+          <w:b w:val="0"/>
+          <w:color w:val="960000"/>
+          <w:sz w:val="20"/>
+        </w:rPr>
+        <w:t xml:space="preserve"> — sin red, sin imagen, sin analítica en el controlador (</w:t>
+      </w:r>
+      <w:r>
+        <w:rPr>
+          <w:b/>
+          <w:color w:val="960000"/>
+          <w:sz w:val="20"/>
+        </w:rPr>
+        <w:t>D-12</w:t>
+      </w:r>
+      <w:r>
+        <w:rPr>
+          <w:b w:val="0"/>
+          <w:color w:val="960000"/>
+          <w:sz w:val="20"/>
+        </w:rPr>
+        <w:t xml:space="preserve">). O sea que </w:t>
+      </w:r>
+      <w:r>
+        <w:rPr>
+          <w:b/>
+          <w:color w:val="960000"/>
+          <w:sz w:val="20"/>
+        </w:rPr>
+        <w:t>esta placa hija de entradas optoacopladas no tiene nada que ver con las cámaras que hoy se instalan</w:t>
+      </w:r>
+      <w:r>
+        <w:rPr>
+          <w:b w:val="0"/>
+          <w:color w:val="960000"/>
+          <w:sz w:val="20"/>
+        </w:rPr>
+        <w:t xml:space="preserve">: las dos que se cablean van </w:t>
+      </w:r>
+      <w:r>
+        <w:rPr>
+          <w:b/>
+          <w:color w:val="960000"/>
+          <w:sz w:val="20"/>
+        </w:rPr>
+        <w:t>directas a `J16`</w:t>
+      </w:r>
+      <w:r>
+        <w:rPr>
+          <w:b w:val="0"/>
+          <w:color w:val="960000"/>
+          <w:sz w:val="20"/>
+        </w:rPr>
+        <w:t>, que ya tiene su pull-down de 10 kΩ medido en cobre (</w:t>
+      </w:r>
+      <w:r>
+        <w:rPr>
+          <w:rFonts w:ascii="Consolas" w:hAnsi="Consolas"/>
+          <w:color w:val="960000"/>
+          <w:sz w:val="20"/>
+        </w:rPr>
+        <w:t>M3</w:t>
+      </w:r>
+      <w:r>
+        <w:rPr>
+          <w:b w:val="0"/>
+          <w:color w:val="960000"/>
+          <w:sz w:val="20"/>
+        </w:rPr>
+        <w:t xml:space="preserve"> cerrada, 03/09). </w:t>
+      </w:r>
+      <w:r>
+        <w:rPr>
+          <w:b/>
+          <w:color w:val="960000"/>
+          <w:sz w:val="20"/>
+        </w:rPr>
+        <w:t>No hace falta `PCF8574` ni placa hija para leer cámaras.</w:t>
+      </w:r>
+      <w:r>
+        <w:rPr>
+          <w:b w:val="0"/>
+          <w:color w:val="960000"/>
+          <w:sz w:val="20"/>
+        </w:rPr>
+        <w:t xml:space="preserve"> El detalle, en </w:t>
+      </w:r>
+      <w:r>
+        <w:rPr>
+          <w:b/>
+          <w:color w:val="960000"/>
+          <w:sz w:val="20"/>
+        </w:rPr>
+        <w:t>`9_Manual_Parametrizacion_Camara_IA.md`</w:t>
+      </w:r>
+      <w:r>
+        <w:rPr>
+          <w:b w:val="0"/>
+          <w:color w:val="960000"/>
+          <w:sz w:val="20"/>
+        </w:rPr>
+        <w:t>.</w:t>
       </w:r>
     </w:p>
     <w:p>

--- a/05_Funcional/13_Manual_Modulo_Expansion_I2C_y_Compras.docx
+++ b/05_Funcional/13_Manual_Modulo_Expansion_I2C_y_Compras.docx
@@ -1278,7 +1278,7 @@
           <w:color w:val="960000"/>
           <w:sz w:val="20"/>
         </w:rPr>
-        <w:t xml:space="preserve"> 🔴 **LO QUE SÍ SIGUE SIENDO CIERTO, y es lo que el comprador necesita: NO HAY </w:t>
+        <w:t xml:space="preserve"> 🔴 ~~**LO QUE SÍ SIGUE SIENDO CIERTO, y es lo que el comprador necesita: NO HAY </w:t>
       </w:r>
       <w:r>
         <w:rPr>
@@ -1310,7 +1310,279 @@
           <w:color w:val="960000"/>
           <w:sz w:val="20"/>
         </w:rPr>
-        <w:t xml:space="preserve">), y la dirección </w:t>
+        <w:t>) … **N-145 no se puede dar por probada.**~~ # 🛑 07/09 — ESO CADUCÓ EN UNA HORA, Y ES EL EJEMPLO EXACTO DE POR QUÉ UNA FECHA NO VALIDA NADA **El párrafo de arriba se escribió el 05/09 a las 13:11** (</w:t>
+      </w:r>
+      <w:r>
+        <w:rPr>
+          <w:b w:val="0"/>
+          <w:color w:val="960000"/>
+          <w:sz w:val="20"/>
+        </w:rPr>
+        <w:t>eaf6760</w:t>
+      </w:r>
+      <w:r>
+        <w:rPr>
+          <w:rFonts w:ascii="Consolas" w:hAnsi="Consolas"/>
+          <w:color w:val="960000"/>
+          <w:sz w:val="20"/>
+        </w:rPr>
+        <w:t xml:space="preserve">). **A las 14:12 del mismo día** el responsable resolvió </w:t>
+      </w:r>
+      <w:r>
+        <w:rPr>
+          <w:b w:val="0"/>
+          <w:color w:val="960000"/>
+          <w:sz w:val="20"/>
+        </w:rPr>
+        <w:t>A-5</w:t>
+      </w:r>
+      <w:r>
+        <w:rPr>
+          <w:rFonts w:ascii="Consolas" w:hAnsi="Consolas"/>
+          <w:color w:val="960000"/>
+          <w:sz w:val="20"/>
+        </w:rPr>
+        <w:t xml:space="preserve"> y la fila </w:t>
+      </w:r>
+      <w:r>
+        <w:rPr>
+          <w:b w:val="0"/>
+          <w:color w:val="960000"/>
+          <w:sz w:val="20"/>
+        </w:rPr>
+        <w:t>A6</w:t>
+      </w:r>
+      <w:r>
+        <w:rPr>
+          <w:rFonts w:ascii="Consolas" w:hAnsi="Consolas"/>
+          <w:color w:val="960000"/>
+          <w:sz w:val="20"/>
+        </w:rPr>
+        <w:t xml:space="preserve"> de la lista de compras se corrigió (</w:t>
+      </w:r>
+      <w:r>
+        <w:rPr>
+          <w:b w:val="0"/>
+          <w:color w:val="960000"/>
+          <w:sz w:val="20"/>
+        </w:rPr>
+        <w:t>08c9d36</w:t>
+      </w:r>
+      <w:r>
+        <w:rPr>
+          <w:rFonts w:ascii="Consolas" w:hAnsi="Consolas"/>
+          <w:color w:val="960000"/>
+          <w:sz w:val="20"/>
+        </w:rPr>
+        <w:t xml:space="preserve">): &gt; *«cada </w:t>
+      </w:r>
+      <w:r>
+        <w:rPr>
+          <w:b w:val="0"/>
+          <w:color w:val="960000"/>
+          <w:sz w:val="20"/>
+        </w:rPr>
+        <w:t>ESP32</w:t>
+      </w:r>
+      <w:r>
+        <w:rPr>
+          <w:rFonts w:ascii="Consolas" w:hAnsi="Consolas"/>
+          <w:color w:val="960000"/>
+          <w:sz w:val="20"/>
+        </w:rPr>
+        <w:t xml:space="preserve"> tiene un reloj y pila, ya te lo indiqué»* — **son DOS </w:t>
+      </w:r>
+      <w:r>
+        <w:rPr>
+          <w:b w:val="0"/>
+          <w:color w:val="960000"/>
+          <w:sz w:val="20"/>
+        </w:rPr>
+        <w:t>DS3231</w:t>
+      </w:r>
+      <w:r>
+        <w:rPr>
+          <w:rFonts w:ascii="Consolas" w:hAnsi="Consolas"/>
+          <w:color w:val="960000"/>
+          <w:sz w:val="20"/>
+        </w:rPr>
+        <w:t>, uno por poste, y &gt; están PUESTOS.** Estaba escrito desde el 28/08 en la propia lista de compras. **Consecuencias, y las tres invierten lo que decía el párrafo tachado:** | decía | hoy (</w:t>
+      </w:r>
+      <w:r>
+        <w:rPr>
+          <w:b w:val="0"/>
+          <w:color w:val="960000"/>
+          <w:sz w:val="20"/>
+        </w:rPr>
+        <w:t>DECISIONES.md</w:t>
+      </w:r>
+      <w:r>
+        <w:rPr>
+          <w:rFonts w:ascii="Consolas" w:hAnsi="Consolas"/>
+          <w:color w:val="960000"/>
+          <w:sz w:val="20"/>
+        </w:rPr>
+        <w:t xml:space="preserve"> </w:t>
+      </w:r>
+      <w:r>
+        <w:rPr>
+          <w:b w:val="0"/>
+          <w:color w:val="960000"/>
+          <w:sz w:val="20"/>
+        </w:rPr>
+        <w:t>A-5</w:t>
+      </w:r>
+      <w:r>
+        <w:rPr>
+          <w:rFonts w:ascii="Consolas" w:hAnsi="Consolas"/>
+          <w:color w:val="960000"/>
+          <w:sz w:val="20"/>
+        </w:rPr>
+        <w:t xml:space="preserve">, </w:t>
+      </w:r>
+      <w:r>
+        <w:rPr>
+          <w:b w:val="0"/>
+          <w:color w:val="960000"/>
+          <w:sz w:val="20"/>
+        </w:rPr>
+        <w:t>D-9</w:t>
+      </w:r>
+      <w:r>
+        <w:rPr>
+          <w:rFonts w:ascii="Consolas" w:hAnsi="Consolas"/>
+          <w:color w:val="960000"/>
+          <w:sz w:val="20"/>
+        </w:rPr>
+        <w:t xml:space="preserve">, </w:t>
+      </w:r>
+      <w:r>
+        <w:rPr>
+          <w:b w:val="0"/>
+          <w:color w:val="960000"/>
+          <w:sz w:val="20"/>
+        </w:rPr>
+        <w:t>D-15</w:t>
+      </w:r>
+      <w:r>
+        <w:rPr>
+          <w:rFonts w:ascii="Consolas" w:hAnsi="Consolas"/>
+          <w:color w:val="960000"/>
+          <w:sz w:val="20"/>
+        </w:rPr>
+        <w:t xml:space="preserve">) | |---|---| | *«no hay </w:t>
+      </w:r>
+      <w:r>
+        <w:rPr>
+          <w:b w:val="0"/>
+          <w:color w:val="960000"/>
+          <w:sz w:val="20"/>
+        </w:rPr>
+        <w:t>DS3231</w:t>
+      </w:r>
+      <w:r>
+        <w:rPr>
+          <w:rFonts w:ascii="Consolas" w:hAnsi="Consolas"/>
+          <w:color w:val="960000"/>
+          <w:sz w:val="20"/>
+        </w:rPr>
+        <w:t xml:space="preserve"> comprado»* | ✅ **hay dos, uno por </w:t>
+      </w:r>
+      <w:r>
+        <w:rPr>
+          <w:b w:val="0"/>
+          <w:color w:val="960000"/>
+          <w:sz w:val="20"/>
+        </w:rPr>
+        <w:t>ESP32</w:t>
+      </w:r>
+      <w:r>
+        <w:rPr>
+          <w:rFonts w:ascii="Consolas" w:hAnsi="Consolas"/>
+          <w:color w:val="960000"/>
+          <w:sz w:val="20"/>
+        </w:rPr>
+        <w:t xml:space="preserve">, con pila propia. </w:t>
+      </w:r>
+      <w:r>
+        <w:rPr>
+          <w:b w:val="0"/>
+          <w:color w:val="960000"/>
+          <w:sz w:val="20"/>
+        </w:rPr>
+        <w:t>A6</w:t>
+      </w:r>
+      <w:r>
+        <w:rPr>
+          <w:rFonts w:ascii="Consolas" w:hAnsi="Consolas"/>
+          <w:color w:val="960000"/>
+          <w:sz w:val="20"/>
+        </w:rPr>
+        <w:t xml:space="preserve"> sale de la lista de pedido** | | *«</w:t>
+      </w:r>
+      <w:r>
+        <w:rPr>
+          <w:b w:val="0"/>
+          <w:color w:val="960000"/>
+          <w:sz w:val="20"/>
+        </w:rPr>
+        <w:t>N-145</w:t>
+      </w:r>
+      <w:r>
+        <w:rPr>
+          <w:rFonts w:ascii="Consolas" w:hAnsi="Consolas"/>
+          <w:color w:val="960000"/>
+          <w:sz w:val="20"/>
+        </w:rPr>
+        <w:t xml:space="preserve"> no se puede dar por probada»* | 🟢 **</w:t>
+      </w:r>
+      <w:r>
+        <w:rPr>
+          <w:b w:val="0"/>
+          <w:color w:val="960000"/>
+          <w:sz w:val="20"/>
+        </w:rPr>
+        <w:t>N-145</w:t>
+      </w:r>
+      <w:r>
+        <w:rPr>
+          <w:rFonts w:ascii="Consolas" w:hAnsi="Consolas"/>
+          <w:color w:val="960000"/>
+          <w:sz w:val="20"/>
+        </w:rPr>
+        <w:t xml:space="preserve"> queda CONFIRMADA EN COBRE:** el </w:t>
+      </w:r>
+      <w:r>
+        <w:rPr>
+          <w:b w:val="0"/>
+          <w:color w:val="960000"/>
+          <w:sz w:val="20"/>
+        </w:rPr>
+        <w:t>HORA:22:19:58</w:t>
+      </w:r>
+      <w:r>
+        <w:rPr>
+          <w:rFonts w:ascii="Consolas" w:hAnsi="Consolas"/>
+          <w:color w:val="960000"/>
+          <w:sz w:val="20"/>
+        </w:rPr>
+        <w:t xml:space="preserve"> de la cinta del banco **es real** | | *«enchufado al STM32 sigue sin pasar nada»* | ✅ **sigue cierto, y es lo correcto: el reloj NO va al STM32** (</w:t>
+      </w:r>
+      <w:r>
+        <w:rPr>
+          <w:b w:val="0"/>
+          <w:color w:val="960000"/>
+          <w:sz w:val="20"/>
+        </w:rPr>
+        <w:t>D-9</w:t>
+      </w:r>
+      <w:r>
+        <w:rPr>
+          <w:rFonts w:ascii="Consolas" w:hAnsi="Consolas"/>
+          <w:color w:val="960000"/>
+          <w:sz w:val="20"/>
+        </w:rPr>
+        <w:t xml:space="preserve">) | 🔴 **Lo único que de verdad sigue abierto: la dirección I²C </w:t>
       </w:r>
       <w:r>
         <w:rPr>
@@ -1326,15 +1598,15 @@
           <w:color w:val="960000"/>
           <w:sz w:val="20"/>
         </w:rPr>
-        <w:t xml:space="preserve"> sigue **SIN VERIFICAR sobre un módulo real**. **N-145 no se puede dar por probada.** Sin la pieza, el hueco de hora sale como **</w:t>
-      </w:r>
-      <w:r>
-        <w:rPr>
-          <w:b w:val="0"/>
-          <w:color w:val="960000"/>
-          <w:sz w:val="20"/>
-        </w:rPr>
-        <w:t>--:--:--</w:t>
+        <w:t xml:space="preserve"> está </w:t>
+      </w:r>
+      <w:r>
+        <w:rPr>
+          <w:b w:val="0"/>
+          <w:color w:val="960000"/>
+          <w:sz w:val="20"/>
+        </w:rPr>
+        <w:t>SIN VERIFICAR</w:t>
       </w:r>
       <w:r>
         <w:rPr>
@@ -1342,15 +1614,15 @@
           <w:color w:val="960000"/>
           <w:sz w:val="20"/>
         </w:rPr>
-        <w:t>** — y eso **no es una avería: es el firmware callándose bien**, que es justo lo que este recuadro quería proteger y decía por el motivo equivocado. **Enchufado al STM32 sigue sin pasar nada**: ahí nunca hubo driver y no lo va a haber. * Este documento es una **guía de taller para compras, preparación de hardware y modificaciones en la PCB** para cuando se desarrolle la versión V9.0 (</w:t>
-      </w:r>
-      <w:r>
-        <w:rPr>
-          <w:b w:val="0"/>
-          <w:color w:val="960000"/>
-          <w:sz w:val="20"/>
-        </w:rPr>
-        <w:t>roadmap.md</w:t>
+        <w:t xml:space="preserve"> sobre el módulo real** —es la del datasheet, y lo declara el propio fuente en </w:t>
+      </w:r>
+      <w:r>
+        <w:rPr>
+          <w:b w:val="0"/>
+          <w:color w:val="960000"/>
+          <w:sz w:val="20"/>
+        </w:rPr>
+        <w:t>ESP32_Expansion/include/contrato.h</w:t>
       </w:r>
       <w:r>
         <w:rPr>
@@ -1358,15 +1630,127 @@
           <w:color w:val="960000"/>
           <w:sz w:val="20"/>
         </w:rPr>
-        <w:t xml:space="preserve"> N-54 / N-55). * **No prometa hora al cliente por haber comprado el reloj.** El </w:t>
-      </w:r>
-      <w:r>
-        <w:rPr>
-          <w:b w:val="0"/>
-          <w:color w:val="960000"/>
-          <w:sz w:val="20"/>
-        </w:rPr>
-        <w:t>DS3231` es una compra de *preparación de hardware*; la funcionalidad llega con el firmware V9.0, no con el módulo.</w:t>
+        <w:t xml:space="preserve">—. * Este documento es una **guía de taller para compras, preparación de hardware y modificaciones en la PCB**, y **su bus I²C sobre el STM32 NO SE MONTA** (ver el recuadro de arriba). * ~~**No prometa hora al cliente por haber comprado el reloj.** El </w:t>
+      </w:r>
+      <w:r>
+        <w:rPr>
+          <w:b w:val="0"/>
+          <w:color w:val="960000"/>
+          <w:sz w:val="20"/>
+        </w:rPr>
+        <w:t>DS3231</w:t>
+      </w:r>
+      <w:r>
+        <w:rPr>
+          <w:rFonts w:ascii="Consolas" w:hAnsi="Consolas"/>
+          <w:color w:val="960000"/>
+          <w:sz w:val="20"/>
+        </w:rPr>
+        <w:t xml:space="preserve"> es una compra de *preparación de hardware*; la funcionalidad llega con el firmware V9.0, no con el módulo.~~ ⛔ **CADUCADO EL 07/09: el firmware existe y está llamado** —</w:t>
+      </w:r>
+      <w:r>
+        <w:rPr>
+          <w:b w:val="0"/>
+          <w:color w:val="960000"/>
+          <w:sz w:val="20"/>
+        </w:rPr>
+        <w:t>ESP32_Expansion/src/reloj_ds3231.cpp</w:t>
+      </w:r>
+      <w:r>
+        <w:rPr>
+          <w:rFonts w:ascii="Consolas" w:hAnsi="Consolas"/>
+          <w:color w:val="960000"/>
+          <w:sz w:val="20"/>
+        </w:rPr>
+        <w:t xml:space="preserve">, con </w:t>
+      </w:r>
+      <w:r>
+        <w:rPr>
+          <w:b w:val="0"/>
+          <w:color w:val="960000"/>
+          <w:sz w:val="20"/>
+        </w:rPr>
+        <w:t>reloj_setup()</w:t>
+      </w:r>
+      <w:r>
+        <w:rPr>
+          <w:rFonts w:ascii="Consolas" w:hAnsi="Consolas"/>
+          <w:color w:val="960000"/>
+          <w:sz w:val="20"/>
+        </w:rPr>
+        <w:t xml:space="preserve">, </w:t>
+      </w:r>
+      <w:r>
+        <w:rPr>
+          <w:b w:val="0"/>
+          <w:color w:val="960000"/>
+          <w:sz w:val="20"/>
+        </w:rPr>
+        <w:t>reloj_revisar()</w:t>
+      </w:r>
+      <w:r>
+        <w:rPr>
+          <w:rFonts w:ascii="Consolas" w:hAnsi="Consolas"/>
+          <w:color w:val="960000"/>
+          <w:sz w:val="20"/>
+        </w:rPr>
+        <w:t xml:space="preserve">, </w:t>
+      </w:r>
+      <w:r>
+        <w:rPr>
+          <w:b w:val="0"/>
+          <w:color w:val="960000"/>
+          <w:sz w:val="20"/>
+        </w:rPr>
+        <w:t>reloj_leer()</w:t>
+      </w:r>
+      <w:r>
+        <w:rPr>
+          <w:rFonts w:ascii="Consolas" w:hAnsi="Consolas"/>
+          <w:color w:val="960000"/>
+          <w:sz w:val="20"/>
+        </w:rPr>
+        <w:t xml:space="preserve"> y </w:t>
+      </w:r>
+      <w:r>
+        <w:rPr>
+          <w:b w:val="0"/>
+          <w:color w:val="960000"/>
+          <w:sz w:val="20"/>
+        </w:rPr>
+        <w:t>reloj_ajustar()</w:t>
+      </w:r>
+      <w:r>
+        <w:rPr>
+          <w:rFonts w:ascii="Consolas" w:hAnsi="Consolas"/>
+          <w:color w:val="960000"/>
+          <w:sz w:val="20"/>
+        </w:rPr>
+        <w:t xml:space="preserve"> **todos con llamador**—, y la hora **ya salió en una cinta de banco**. **Lo que sí hay que decirle al cliente es lo contrario de lo que decía esta línea: la hora del cruce la lleva el </w:t>
+      </w:r>
+      <w:r>
+        <w:rPr>
+          <w:b w:val="0"/>
+          <w:color w:val="960000"/>
+          <w:sz w:val="20"/>
+        </w:rPr>
+        <w:t>DS3231</w:t>
+      </w:r>
+      <w:r>
+        <w:rPr>
+          <w:rFonts w:ascii="Consolas" w:hAnsi="Consolas"/>
+          <w:color w:val="960000"/>
+          <w:sz w:val="20"/>
+        </w:rPr>
+        <w:t xml:space="preserve"> del </w:t>
+      </w:r>
+      <w:r>
+        <w:rPr>
+          <w:b w:val="0"/>
+          <w:color w:val="960000"/>
+          <w:sz w:val="20"/>
+        </w:rPr>
+        <w:t>ESP32`, y el STM32 no tiene ninguno.**</w:t>
       </w:r>
     </w:p>
     <w:p>
@@ -1752,7 +2136,7 @@
           <w:color w:val="960000"/>
           <w:sz w:val="20"/>
         </w:rPr>
-        <w:t xml:space="preserve">), que </w:t>
+        <w:t xml:space="preserve">), y que </w:t>
       </w:r>
       <w:r>
         <w:rPr>
@@ -1832,7 +2216,7 @@
           <w:color w:val="960000"/>
           <w:sz w:val="20"/>
         </w:rPr>
-        <w:t xml:space="preserve">), y que </w:t>
+        <w:t xml:space="preserve">). Son medidas sobre el código, no sobre el cobre. ~~y que </w:t>
       </w:r>
       <w:r>
         <w:rPr>
@@ -1848,7 +2232,55 @@
           <w:color w:val="960000"/>
           <w:sz w:val="20"/>
         </w:rPr>
-        <w:t xml:space="preserve"> (§0). Son medidas sobre el código, no sobre el cobre. | | ⛔ </w:t>
+        <w:t xml:space="preserve"> (§0)~~ 🔴 </w:t>
+      </w:r>
+      <w:r>
+        <w:rPr>
+          <w:b/>
+          <w:color w:val="960000"/>
+          <w:sz w:val="20"/>
+        </w:rPr>
+        <w:t>TACHADO EL 07/09: ESO ES FALSO, Y LO DICE EL PROPIO §0 DE ESTE MANUAL DESDE EL 05/09.</w:t>
+      </w:r>
+      <w:r>
+        <w:rPr>
+          <w:b w:val="0"/>
+          <w:color w:val="960000"/>
+          <w:sz w:val="20"/>
+        </w:rPr>
+        <w:t xml:space="preserve"> El driver existe —</w:t>
+      </w:r>
+      <w:r>
+        <w:rPr>
+          <w:rFonts w:ascii="Consolas" w:hAnsi="Consolas"/>
+          <w:color w:val="960000"/>
+          <w:sz w:val="20"/>
+        </w:rPr>
+        <w:t>ESP32_Expansion/src/reloj_ds3231.cpp</w:t>
+      </w:r>
+      <w:r>
+        <w:rPr>
+          <w:b w:val="0"/>
+          <w:color w:val="960000"/>
+          <w:sz w:val="20"/>
+        </w:rPr>
+        <w:t xml:space="preserve">— y tiene llamadores. </w:t>
+      </w:r>
+      <w:r>
+        <w:rPr>
+          <w:b/>
+          <w:color w:val="960000"/>
+          <w:sz w:val="20"/>
+        </w:rPr>
+        <w:t>La medida del 28/08 era cierta el 28/08 y miraba sólo dos de las tres carpetas de firmware</w:t>
+      </w:r>
+      <w:r>
+        <w:rPr>
+          <w:b w:val="0"/>
+          <w:color w:val="960000"/>
+          <w:sz w:val="20"/>
+        </w:rPr>
+        <w:t xml:space="preserve">; esta fila la heredó sin volver a correrla, que es exactamente lo que §0 explica que no se debe hacer. | | ⛔ </w:t>
       </w:r>
       <w:r>
         <w:rPr>
@@ -3205,6 +3637,13 @@
                 <w:b/>
                 <w:sz w:val="19"/>
               </w:rPr>
+              <w:t>~~</w:t>
+            </w:r>
+            <w:r>
+              <w:rPr>
+                <w:b/>
+                <w:sz w:val="19"/>
+              </w:rPr>
               <w:t>manda el acta</w:t>
             </w:r>
             <w:r>
@@ -3220,6 +3659,13 @@
                 <w:sz w:val="19"/>
               </w:rPr>
               <w:t>evidencia/2026-08-28_compuerta.txt</w:t>
+            </w:r>
+            <w:r>
+              <w:rPr>
+                <w:b/>
+                <w:sz w:val="19"/>
+              </w:rPr>
+              <w:t>~~</w:t>
             </w:r>
           </w:p>
         </w:tc>
@@ -3278,6 +3724,13 @@
             <w:r/>
             <w:r>
               <w:rPr>
+                <w:b w:val="0"/>
+                <w:sz w:val="19"/>
+              </w:rPr>
+              <w:t>~~</w:t>
+            </w:r>
+            <w:r>
+              <w:rPr>
                 <w:b/>
                 <w:sz w:val="19"/>
               </w:rPr>
@@ -3297,6 +3750,13 @@
               </w:rPr>
               <w:t>85.8% (used 56260 bytes from 65536 bytes)</w:t>
             </w:r>
+            <w:r>
+              <w:rPr>
+                <w:b w:val="0"/>
+                <w:sz w:val="19"/>
+              </w:rPr>
+              <w:t>~~</w:t>
+            </w:r>
           </w:p>
         </w:tc>
       </w:tr>
@@ -3308,6 +3768,197 @@
     </w:p>
     <w:p>
       <w:pPr>
+        <w:spacing w:after="160"/>
+        <w:ind w:left="360"/>
+        <w:shd w:val="clear" w:fill="FFF4E5"/>
+      </w:pPr>
+      <w:r>
+        <w:rPr>
+          <w:b w:val="0"/>
+          <w:color w:val="960000"/>
+          <w:sz w:val="20"/>
+        </w:rPr>
+        <w:t xml:space="preserve">🔴 </w:t>
+      </w:r>
+      <w:r>
+        <w:rPr>
+          <w:b/>
+          <w:color w:val="960000"/>
+          <w:sz w:val="20"/>
+        </w:rPr>
+        <w:t>07/09 — ESA CIFRA CADUCÓ, Y AQUÍ NO SE ESCRIBE OTRA.</w:t>
+      </w:r>
+      <w:r>
+        <w:rPr>
+          <w:b w:val="0"/>
+          <w:color w:val="960000"/>
+          <w:sz w:val="20"/>
+        </w:rPr>
+        <w:t xml:space="preserve"> El acta del 28/08 sigue existiendo y su número era correcto </w:t>
+      </w:r>
+      <w:r>
+        <w:rPr>
+          <w:b/>
+          <w:color w:val="960000"/>
+          <w:sz w:val="20"/>
+        </w:rPr>
+        <w:t>para aquel binario</w:t>
+      </w:r>
+      <w:r>
+        <w:rPr>
+          <w:b w:val="0"/>
+          <w:color w:val="960000"/>
+          <w:sz w:val="20"/>
+        </w:rPr>
+        <w:t xml:space="preserve">; el Maestro ha crecido desde entonces. </w:t>
+      </w:r>
+      <w:r>
+        <w:rPr>
+          <w:b/>
+          <w:color w:val="960000"/>
+          <w:sz w:val="20"/>
+        </w:rPr>
+        <w:t>La cifra vigente se lee del acta más reciente de `evidencia/`</w:t>
+      </w:r>
+      <w:r>
+        <w:rPr>
+          <w:b w:val="0"/>
+          <w:color w:val="960000"/>
+          <w:sz w:val="20"/>
+        </w:rPr>
+        <w:t xml:space="preserve"> —</w:t>
+      </w:r>
+      <w:r>
+        <w:rPr>
+          <w:rFonts w:ascii="Consolas" w:hAnsi="Consolas"/>
+          <w:color w:val="960000"/>
+          <w:sz w:val="20"/>
+        </w:rPr>
+        <w:t>ls -t evidencia/*_compuerta.txt | head -1</w:t>
+      </w:r>
+      <w:r>
+        <w:rPr>
+          <w:b w:val="0"/>
+          <w:color w:val="960000"/>
+          <w:sz w:val="20"/>
+        </w:rPr>
+        <w:t xml:space="preserve">—, que la escribe </w:t>
+      </w:r>
+      <w:r>
+        <w:rPr>
+          <w:rFonts w:ascii="Consolas" w:hAnsi="Consolas"/>
+          <w:color w:val="960000"/>
+          <w:sz w:val="20"/>
+        </w:rPr>
+        <w:t>compuerta.py</w:t>
+      </w:r>
+      <w:r>
+        <w:rPr>
+          <w:b w:val="0"/>
+          <w:color w:val="960000"/>
+          <w:sz w:val="20"/>
+        </w:rPr>
+        <w:t xml:space="preserve"> con su fecha y el hash de </w:t>
+      </w:r>
+      <w:r>
+        <w:rPr>
+          <w:rFonts w:ascii="Consolas" w:hAnsi="Consolas"/>
+          <w:color w:val="960000"/>
+          <w:sz w:val="20"/>
+        </w:rPr>
+        <w:t>HEAD</w:t>
+      </w:r>
+      <w:r>
+        <w:rPr>
+          <w:b w:val="0"/>
+          <w:color w:val="960000"/>
+          <w:sz w:val="20"/>
+        </w:rPr>
+        <w:t xml:space="preserve"> encima. ⚠️ </w:t>
+      </w:r>
+      <w:r>
+        <w:rPr>
+          <w:b/>
+          <w:color w:val="960000"/>
+          <w:sz w:val="20"/>
+        </w:rPr>
+        <w:t>Y se confirma con una segunda pasada:</w:t>
+      </w:r>
+      <w:r>
+        <w:rPr>
+          <w:b w:val="0"/>
+          <w:color w:val="960000"/>
+          <w:sz w:val="20"/>
+        </w:rPr>
+        <w:t xml:space="preserve"> el acta puede publicar el binario </w:t>
+      </w:r>
+      <w:r>
+        <w:rPr>
+          <w:b/>
+          <w:color w:val="960000"/>
+          <w:sz w:val="20"/>
+        </w:rPr>
+        <w:t>anterior</w:t>
+      </w:r>
+      <w:r>
+        <w:rPr>
+          <w:b w:val="0"/>
+          <w:color w:val="960000"/>
+          <w:sz w:val="20"/>
+        </w:rPr>
+        <w:t xml:space="preserve"> cuando PlatformIO sirve un incremental viejo, y eso pasa siempre que dos agentes tocan el árbol a la vez (</w:t>
+      </w:r>
+      <w:r>
+        <w:rPr>
+          <w:rFonts w:ascii="Consolas" w:hAnsi="Consolas"/>
+          <w:color w:val="960000"/>
+          <w:sz w:val="20"/>
+        </w:rPr>
+        <w:t>CLAUDE.md</w:t>
+      </w:r>
+      <w:r>
+        <w:rPr>
+          <w:b w:val="0"/>
+          <w:color w:val="960000"/>
+          <w:sz w:val="20"/>
+        </w:rPr>
+        <w:t xml:space="preserve"> §10). </w:t>
+      </w:r>
+      <w:r>
+        <w:rPr>
+          <w:b/>
+          <w:color w:val="960000"/>
+          <w:sz w:val="20"/>
+        </w:rPr>
+        <w:t>Lo único que este apartado necesita saber sigue siendo cierto: el bit-bang cabe</w:t>
+      </w:r>
+      <w:r>
+        <w:rPr>
+          <w:b w:val="0"/>
+          <w:color w:val="960000"/>
+          <w:sz w:val="20"/>
+        </w:rPr>
+        <w:t xml:space="preserve"> —presupuesto &lt; 800 B de código propio— </w:t>
+      </w:r>
+      <w:r>
+        <w:rPr>
+          <w:b/>
+          <w:color w:val="960000"/>
+          <w:sz w:val="20"/>
+        </w:rPr>
+        <w:t>y el bus no se monta</w:t>
+      </w:r>
+      <w:r>
+        <w:rPr>
+          <w:b w:val="0"/>
+          <w:color w:val="960000"/>
+          <w:sz w:val="20"/>
+        </w:rPr>
+        <w:t>, así que no se va a gastar.</w:t>
+      </w:r>
+    </w:p>
+    <w:p>
+      <w:pPr>
         <w:spacing w:after="120"/>
       </w:pPr>
       <w:r>
@@ -3590,7 +4241,7 @@
           <w:color w:val="960000"/>
           <w:sz w:val="20"/>
         </w:rPr>
-        <w:t xml:space="preserve"> presupuesto &lt; 800 B de código propio, cero librería nueva. Con </w:t>
+        <w:t xml:space="preserve"> presupuesto &lt; 800 B de código propio, cero librería nueva. ~~Con </w:t>
       </w:r>
       <w:r>
         <w:rPr>
@@ -3606,7 +4257,39 @@
           <w:color w:val="960000"/>
           <w:sz w:val="20"/>
         </w:rPr>
-        <w:t xml:space="preserve"> cabe con holgura. * </w:t>
+        <w:t xml:space="preserve"> cabe con holgura.~~ </w:t>
+      </w:r>
+      <w:r>
+        <w:rPr>
+          <w:b/>
+          <w:color w:val="960000"/>
+          <w:sz w:val="20"/>
+        </w:rPr>
+        <w:t>Los bytes libres se leen del acta más reciente de `evidencia/`, no de aquí</w:t>
+      </w:r>
+      <w:r>
+        <w:rPr>
+          <w:b w:val="0"/>
+          <w:color w:val="960000"/>
+          <w:sz w:val="20"/>
+        </w:rPr>
+        <w:t xml:space="preserve"> (07/09) — y </w:t>
+      </w:r>
+      <w:r>
+        <w:rPr>
+          <w:b/>
+          <w:color w:val="960000"/>
+          <w:sz w:val="20"/>
+        </w:rPr>
+        <w:t>hoy no se gasta nada: el bus no se monta.</w:t>
+      </w:r>
+      <w:r>
+        <w:rPr>
+          <w:b w:val="0"/>
+          <w:color w:val="960000"/>
+          <w:sz w:val="20"/>
+        </w:rPr>
+        <w:t xml:space="preserve"> * </w:t>
       </w:r>
       <w:r>
         <w:rPr>
@@ -6637,7 +7320,7 @@
           <w:color w:val="960000"/>
           <w:sz w:val="20"/>
         </w:rPr>
-        <w:t xml:space="preserve">[!IMPORTANT] ### 🎯 CUÁL MANDA </w:t>
+        <w:t xml:space="preserve">[!IMPORTANT] ### 🎯 CUÁL MANDA — ⚠️ </w:t>
       </w:r>
       <w:r>
         <w:rPr>
@@ -6645,6 +7328,22 @@
           <w:color w:val="960000"/>
           <w:sz w:val="20"/>
         </w:rPr>
+        <w:t>y hoy la pregunta ya no se hace: el bus NO SE MONTA</w:t>
+      </w:r>
+      <w:r>
+        <w:rPr>
+          <w:b w:val="0"/>
+          <w:color w:val="960000"/>
+          <w:sz w:val="20"/>
+        </w:rPr>
+        <w:t xml:space="preserve"> (recuadro del principio) </w:t>
+      </w:r>
+      <w:r>
+        <w:rPr>
+          <w:b/>
+          <w:color w:val="960000"/>
+          <w:sz w:val="20"/>
+        </w:rPr>
         <w:t>Manda la ruta B (`PA11`/`PA12`).</w:t>
       </w:r>
       <w:r>
@@ -6653,7 +7352,7 @@
           <w:color w:val="960000"/>
           <w:sz w:val="20"/>
         </w:rPr>
-        <w:t xml:space="preserve"> En el equipo de hoy —que lleva pantalla en las dos puntas— es la única que no sacrifica ninguna función existente, y su coste es dos hilos a dos pads que el trazado deja sin una sola pista. Que exija soldar dos puntos no la desempata a la baja: </w:t>
+        <w:t xml:space="preserve"> ~~En el equipo de hoy —que lleva pantalla en las dos puntas—~~ 🔴 </w:t>
       </w:r>
       <w:r>
         <w:rPr>
@@ -6661,7 +7360,151 @@
           <w:color w:val="960000"/>
           <w:sz w:val="20"/>
         </w:rPr>
-        <w:t>A y D también «cuestan poco taller», pero además cuestan hardware que ya funciona.</w:t>
+        <w:t>CADUCADO EL 07/09 (`D-17.bis`, 05/09): LA PANTALLA Y EL MENÚ SE RETIRAN DEL EQUIPO.</w:t>
+      </w:r>
+      <w:r>
+        <w:rPr>
+          <w:b w:val="0"/>
+          <w:color w:val="960000"/>
+          <w:sz w:val="20"/>
+        </w:rPr>
+        <w:t xml:space="preserve"> *(Del equipo, no del código: </w:t>
+      </w:r>
+      <w:r>
+        <w:rPr>
+          <w:rFonts w:ascii="Consolas" w:hAnsi="Consolas"/>
+          <w:color w:val="960000"/>
+          <w:sz w:val="20"/>
+        </w:rPr>
+        <w:t>lcd.cpp</w:t>
+      </w:r>
+      <w:r>
+        <w:rPr>
+          <w:b w:val="0"/>
+          <w:color w:val="960000"/>
+          <w:sz w:val="20"/>
+        </w:rPr>
+        <w:t xml:space="preserve"> compila y </w:t>
+      </w:r>
+      <w:r>
+        <w:rPr>
+          <w:rFonts w:ascii="Consolas" w:hAnsi="Consolas"/>
+          <w:color w:val="960000"/>
+          <w:sz w:val="20"/>
+        </w:rPr>
+        <w:t>Validacion_LCD</w:t>
+      </w:r>
+      <w:r>
+        <w:rPr>
+          <w:b w:val="0"/>
+          <w:color w:val="960000"/>
+          <w:sz w:val="20"/>
+        </w:rPr>
+        <w:t xml:space="preserve"> sigue dando </w:t>
+      </w:r>
+      <w:r>
+        <w:rPr>
+          <w:rFonts w:ascii="Consolas" w:hAnsi="Consolas"/>
+          <w:color w:val="960000"/>
+          <w:sz w:val="20"/>
+        </w:rPr>
+        <w:t>271/271</w:t>
+      </w:r>
+      <w:r>
+        <w:rPr>
+          <w:b w:val="0"/>
+          <w:color w:val="960000"/>
+          <w:sz w:val="20"/>
+        </w:rPr>
+        <w:t xml:space="preserve"> sobre un framebuffer en el PC.)* </w:t>
+      </w:r>
+      <w:r>
+        <w:rPr>
+          <w:b/>
+          <w:color w:val="960000"/>
+          <w:sz w:val="20"/>
+        </w:rPr>
+        <w:t>Esa decisión, que este apartado dejaba abierta al «responsable de obra», YA ESTÁ TOMADA</w:t>
+      </w:r>
+      <w:r>
+        <w:rPr>
+          <w:b w:val="0"/>
+          <w:color w:val="960000"/>
+          <w:sz w:val="20"/>
+        </w:rPr>
+        <w:t xml:space="preserve"> — así que, si el bus llegara a montarse, </w:t>
+      </w:r>
+      <w:r>
+        <w:rPr>
+          <w:b/>
+          <w:color w:val="960000"/>
+          <w:sz w:val="20"/>
+        </w:rPr>
+        <w:t>la condición de la ruta D se cumple</w:t>
+      </w:r>
+      <w:r>
+        <w:rPr>
+          <w:b w:val="0"/>
+          <w:color w:val="960000"/>
+          <w:sz w:val="20"/>
+        </w:rPr>
+        <w:t xml:space="preserve">. Se deja escrito y no se reordena la tabla porque </w:t>
+      </w:r>
+      <w:r>
+        <w:rPr>
+          <w:b/>
+          <w:color w:val="960000"/>
+          <w:sz w:val="20"/>
+        </w:rPr>
+        <w:t>la elección de ruta no se ejecuta</w:t>
+      </w:r>
+      <w:r>
+        <w:rPr>
+          <w:b w:val="0"/>
+          <w:color w:val="960000"/>
+          <w:sz w:val="20"/>
+        </w:rPr>
+        <w:t>: el bus I²C sobre el STM32 está retirado desde el 31/08. ~~</w:t>
+      </w:r>
+      <w:r>
+        <w:rPr>
+          <w:b/>
+          <w:color w:val="960000"/>
+          <w:sz w:val="20"/>
+        </w:rPr>
+        <w:t>La ruta D manda —y con ventaja— solo si el montaje se decide explícitamente SIN LCD.</w:t>
+      </w:r>
+      <w:r>
+        <w:rPr>
+          <w:b w:val="0"/>
+          <w:color w:val="960000"/>
+          <w:sz w:val="20"/>
+        </w:rPr>
+        <w:t xml:space="preserve"> Entonces es cero soldadura, cero pads que buscar y cero componentes que retirar. </w:t>
+      </w:r>
+      <w:r>
+        <w:rPr>
+          <w:b/>
+          <w:color w:val="960000"/>
+          <w:sz w:val="20"/>
+        </w:rPr>
+        <w:t>Esa decisión es del responsable de obra y se escribe antes de comprar</w:t>
+      </w:r>
+      <w:r>
+        <w:rPr>
+          <w:b w:val="0"/>
+          <w:color w:val="960000"/>
+          <w:sz w:val="20"/>
+        </w:rPr>
+        <w:t xml:space="preserve">, no se descubre en el poste: no se desmonta una pantalla que ya está puesta para ahorrarse dos hilos.~~ → </w:t>
+      </w:r>
+      <w:r>
+        <w:rPr>
+          <w:b/>
+          <w:color w:val="960000"/>
+          <w:sz w:val="20"/>
+        </w:rPr>
+        <w:t>la decisión está escrita: `DECISIONES.md` `D-17.bis`.</w:t>
       </w:r>
       <w:r>
         <w:rPr>
@@ -6670,38 +7513,6 @@
           <w:sz w:val="20"/>
         </w:rPr>
         <w:t xml:space="preserve"> </w:t>
-      </w:r>
-      <w:r>
-        <w:rPr>
-          <w:b/>
-          <w:color w:val="960000"/>
-          <w:sz w:val="20"/>
-        </w:rPr>
-        <w:t>La ruta D manda —y con ventaja— solo si el montaje se decide explícitamente SIN LCD.</w:t>
-      </w:r>
-      <w:r>
-        <w:rPr>
-          <w:b w:val="0"/>
-          <w:color w:val="960000"/>
-          <w:sz w:val="20"/>
-        </w:rPr>
-        <w:t xml:space="preserve"> Entonces es cero soldadura, cero pads que buscar y cero componentes que retirar. </w:t>
-      </w:r>
-      <w:r>
-        <w:rPr>
-          <w:b/>
-          <w:color w:val="960000"/>
-          <w:sz w:val="20"/>
-        </w:rPr>
-        <w:t>Esa decisión es del responsable de obra y se escribe antes de comprar</w:t>
-      </w:r>
-      <w:r>
-        <w:rPr>
-          <w:b w:val="0"/>
-          <w:color w:val="960000"/>
-          <w:sz w:val="20"/>
-        </w:rPr>
-        <w:t xml:space="preserve">, no se descubre en el poste: no se desmonta una pantalla que ya está puesta para ahorrarse dos hilos. </w:t>
       </w:r>
       <w:r>
         <w:rPr>
@@ -7872,6 +8683,182 @@
           <w:color w:val="960000"/>
           <w:sz w:val="20"/>
         </w:rPr>
+        <w:t>. * ~~</w:t>
+      </w:r>
+      <w:r>
+        <w:rPr>
+          <w:b/>
+          <w:color w:val="960000"/>
+          <w:sz w:val="20"/>
+        </w:rPr>
+        <w:t>El único que necesita bus es el reloj</w:t>
+      </w:r>
+      <w:r>
+        <w:rPr>
+          <w:b w:val="0"/>
+          <w:color w:val="960000"/>
+          <w:sz w:val="20"/>
+        </w:rPr>
+        <w:t xml:space="preserve">, y solo si el cristal muerto es el del </w:t>
+      </w:r>
+      <w:r>
+        <w:rPr>
+          <w:b/>
+          <w:color w:val="960000"/>
+          <w:sz w:val="20"/>
+        </w:rPr>
+        <w:t>Maestro</w:t>
+      </w:r>
+      <w:r>
+        <w:rPr>
+          <w:b w:val="0"/>
+          <w:color w:val="960000"/>
+          <w:sz w:val="20"/>
+        </w:rPr>
+        <w:t xml:space="preserve">: si es el del Esclavo, ese ya toma la hora por radio (SFTY-23) y no hay nada que comprar.~~ 🛑 </w:t>
+      </w:r>
+      <w:r>
+        <w:rPr>
+          <w:b/>
+          <w:color w:val="960000"/>
+          <w:sz w:val="20"/>
+        </w:rPr>
+        <w:t>07/09 — ESTA LÍNEA Y LA DE ABAJO ESTÁN DEROGADAS POR `D-9` y `D-15`, Y ERAN LAS QUE HACÍAN CREER QUE FALTABA COMPRAR UN RELOJ Y QUE BASTABA UNO:</w:t>
+      </w:r>
+      <w:r>
+        <w:rPr>
+          <w:b w:val="0"/>
+          <w:color w:val="960000"/>
+          <w:sz w:val="20"/>
+        </w:rPr>
+        <w:t xml:space="preserve"> * </w:t>
+      </w:r>
+      <w:r>
+        <w:rPr>
+          <w:b/>
+          <w:color w:val="960000"/>
+          <w:sz w:val="20"/>
+        </w:rPr>
+        <w:t>El STM32 no tiene reloj en ninguna de las dos puntas</w:t>
+      </w:r>
+      <w:r>
+        <w:rPr>
+          <w:b w:val="0"/>
+          <w:color w:val="960000"/>
+          <w:sz w:val="20"/>
+        </w:rPr>
+        <w:t xml:space="preserve"> (</w:t>
+      </w:r>
+      <w:r>
+        <w:rPr>
+          <w:rFonts w:ascii="Consolas" w:hAnsi="Consolas"/>
+          <w:color w:val="960000"/>
+          <w:sz w:val="20"/>
+        </w:rPr>
+        <w:t>Y2</w:t>
+      </w:r>
+      <w:r>
+        <w:rPr>
+          <w:b w:val="0"/>
+          <w:color w:val="960000"/>
+          <w:sz w:val="20"/>
+        </w:rPr>
+        <w:t xml:space="preserve"> muerto, </w:t>
+      </w:r>
+      <w:r>
+        <w:rPr>
+          <w:rFonts w:ascii="Consolas" w:hAnsi="Consolas"/>
+          <w:color w:val="960000"/>
+          <w:sz w:val="20"/>
+        </w:rPr>
+        <w:t>N-17</w:t>
+      </w:r>
+      <w:r>
+        <w:rPr>
+          <w:b w:val="0"/>
+          <w:color w:val="960000"/>
+          <w:sz w:val="20"/>
+        </w:rPr>
+        <w:t xml:space="preserve">) y </w:t>
+      </w:r>
+      <w:r>
+        <w:rPr>
+          <w:b/>
+          <w:color w:val="960000"/>
+          <w:sz w:val="20"/>
+        </w:rPr>
+        <w:t>desde `D-15` ni siquiera contesta a `SET_RTC`</w:t>
+      </w:r>
+      <w:r>
+        <w:rPr>
+          <w:b w:val="0"/>
+          <w:color w:val="960000"/>
+          <w:sz w:val="20"/>
+        </w:rPr>
+        <w:t xml:space="preserve">. El camino que sincronizaba el reloj </w:t>
+      </w:r>
+      <w:r>
+        <w:rPr>
+          <w:b/>
+          <w:color w:val="960000"/>
+          <w:sz w:val="20"/>
+        </w:rPr>
+        <w:t>del STM32</w:t>
+      </w:r>
+      <w:r>
+        <w:rPr>
+          <w:b w:val="0"/>
+          <w:color w:val="960000"/>
+          <w:sz w:val="20"/>
+        </w:rPr>
+        <w:t xml:space="preserve"> por radio —el </w:t>
+      </w:r>
+      <w:r>
+        <w:rPr>
+          <w:rFonts w:ascii="Consolas" w:hAnsi="Consolas"/>
+          <w:color w:val="960000"/>
+          <w:sz w:val="20"/>
+        </w:rPr>
+        <w:t>SFTY-23</w:t>
+      </w:r>
+      <w:r>
+        <w:rPr>
+          <w:b w:val="0"/>
+          <w:color w:val="960000"/>
+          <w:sz w:val="20"/>
+        </w:rPr>
+        <w:t xml:space="preserve"> que citaba la línea tachada— </w:t>
+      </w:r>
+      <w:r>
+        <w:rPr>
+          <w:b/>
+          <w:color w:val="960000"/>
+          <w:sz w:val="20"/>
+        </w:rPr>
+        <w:t>está derogado</w:t>
+      </w:r>
+      <w:r>
+        <w:rPr>
+          <w:b w:val="0"/>
+          <w:color w:val="960000"/>
+          <w:sz w:val="20"/>
+        </w:rPr>
+        <w:t xml:space="preserve">: esa punta </w:t>
+      </w:r>
+      <w:r>
+        <w:rPr>
+          <w:b/>
+          <w:color w:val="960000"/>
+          <w:sz w:val="20"/>
+        </w:rPr>
+        <w:t>no tiene de dónde tomar la hora si no es de su propio `DS3231`</w:t>
+      </w:r>
+      <w:r>
+        <w:rPr>
+          <w:b w:val="0"/>
+          <w:color w:val="960000"/>
+          <w:sz w:val="20"/>
+        </w:rPr>
         <w:t xml:space="preserve">. * </w:t>
       </w:r>
       <w:r>
@@ -7880,15 +8867,15 @@
           <w:color w:val="960000"/>
           <w:sz w:val="20"/>
         </w:rPr>
-        <w:t>El único que necesita bus es el reloj</w:t>
-      </w:r>
-      <w:r>
-        <w:rPr>
-          <w:b w:val="0"/>
-          <w:color w:val="960000"/>
-          <w:sz w:val="20"/>
-        </w:rPr>
-        <w:t xml:space="preserve">, y solo si el cristal muerto es el del </w:t>
+        <w:t>Por tanto son DOS, uno por poste</w:t>
+      </w:r>
+      <w:r>
+        <w:rPr>
+          <w:b w:val="0"/>
+          <w:color w:val="960000"/>
+          <w:sz w:val="20"/>
+        </w:rPr>
+        <w:t xml:space="preserve">, no uno; </w:t>
       </w:r>
       <w:r>
         <w:rPr>
@@ -7896,15 +8883,15 @@
           <w:color w:val="960000"/>
           <w:sz w:val="20"/>
         </w:rPr>
-        <w:t>Maestro</w:t>
-      </w:r>
-      <w:r>
-        <w:rPr>
-          <w:b w:val="0"/>
-          <w:color w:val="960000"/>
-          <w:sz w:val="20"/>
-        </w:rPr>
-        <w:t xml:space="preserve">: si es el del Esclavo, ese ya toma la hora por radio (SFTY-23) y no hay nada que comprar. O sea: lo que se compra de verdad para este manual es </w:t>
+        <w:t>`Y2` no decide cuántos</w:t>
+      </w:r>
+      <w:r>
+        <w:rPr>
+          <w:b w:val="0"/>
+          <w:color w:val="960000"/>
+          <w:sz w:val="20"/>
+        </w:rPr>
+        <w:t xml:space="preserve">; y </w:t>
       </w:r>
       <w:r>
         <w:rPr>
@@ -7912,15 +8899,31 @@
           <w:color w:val="960000"/>
           <w:sz w:val="20"/>
         </w:rPr>
-        <w:t>el `DS3231` y sus dos resistencias de pull-up</w:t>
-      </w:r>
-      <w:r>
-        <w:rPr>
-          <w:b w:val="0"/>
-          <w:color w:val="960000"/>
-          <w:sz w:val="20"/>
-        </w:rPr>
-        <w:t xml:space="preserve"> —y </w:t>
+        <w:t>ya están puestos</w:t>
+      </w:r>
+      <w:r>
+        <w:rPr>
+          <w:b w:val="0"/>
+          <w:color w:val="960000"/>
+          <w:sz w:val="20"/>
+        </w:rPr>
+        <w:t xml:space="preserve"> (</w:t>
+      </w:r>
+      <w:r>
+        <w:rPr>
+          <w:rFonts w:ascii="Consolas" w:hAnsi="Consolas"/>
+          <w:color w:val="960000"/>
+          <w:sz w:val="20"/>
+        </w:rPr>
+        <w:t>A-5</w:t>
+      </w:r>
+      <w:r>
+        <w:rPr>
+          <w:b w:val="0"/>
+          <w:color w:val="960000"/>
+          <w:sz w:val="20"/>
+        </w:rPr>
+        <w:t xml:space="preserve">, 05/09). </w:t>
       </w:r>
       <w:r>
         <w:rPr>
@@ -7928,15 +8931,15 @@
           <w:color w:val="960000"/>
           <w:sz w:val="20"/>
         </w:rPr>
-        <w:t>solo si el cristal muerto es el del Maestro</w:t>
-      </w:r>
-      <w:r>
-        <w:rPr>
-          <w:b w:val="0"/>
-          <w:color w:val="960000"/>
-          <w:sz w:val="20"/>
-        </w:rPr>
-        <w:t xml:space="preserve">—. El resto es opcional y va marcado como tal. ⚠️ </w:t>
+        <w:t>No hay reloj que comprar para este manual.</w:t>
+      </w:r>
+      <w:r>
+        <w:rPr>
+          <w:b w:val="0"/>
+          <w:color w:val="960000"/>
+          <w:sz w:val="20"/>
+        </w:rPr>
+        <w:t xml:space="preserve"> * </w:t>
       </w:r>
       <w:r>
         <w:rPr>
@@ -7944,6 +8947,86 @@
           <w:color w:val="960000"/>
           <w:sz w:val="20"/>
         </w:rPr>
+        <w:t>Y el bus tampoco se monta aquí:</w:t>
+      </w:r>
+      <w:r>
+        <w:rPr>
+          <w:b w:val="0"/>
+          <w:color w:val="960000"/>
+          <w:sz w:val="20"/>
+        </w:rPr>
+        <w:t xml:space="preserve"> el </w:t>
+      </w:r>
+      <w:r>
+        <w:rPr>
+          <w:rFonts w:ascii="Consolas" w:hAnsi="Consolas"/>
+          <w:color w:val="960000"/>
+          <w:sz w:val="20"/>
+        </w:rPr>
+        <w:t>DS3231</w:t>
+      </w:r>
+      <w:r>
+        <w:rPr>
+          <w:b w:val="0"/>
+          <w:color w:val="960000"/>
+          <w:sz w:val="20"/>
+        </w:rPr>
+        <w:t xml:space="preserve"> cuelga del </w:t>
+      </w:r>
+      <w:r>
+        <w:rPr>
+          <w:rFonts w:ascii="Consolas" w:hAnsi="Consolas"/>
+          <w:color w:val="960000"/>
+          <w:sz w:val="20"/>
+        </w:rPr>
+        <w:t>ESP32</w:t>
+      </w:r>
+      <w:r>
+        <w:rPr>
+          <w:b w:val="0"/>
+          <w:color w:val="960000"/>
+          <w:sz w:val="20"/>
+        </w:rPr>
+        <w:t xml:space="preserve"> (</w:t>
+      </w:r>
+      <w:r>
+        <w:rPr>
+          <w:rFonts w:ascii="Consolas" w:hAnsi="Consolas"/>
+          <w:color w:val="960000"/>
+          <w:sz w:val="20"/>
+        </w:rPr>
+        <w:t>GPIO21</w:t>
+      </w:r>
+      <w:r>
+        <w:rPr>
+          <w:b w:val="0"/>
+          <w:color w:val="960000"/>
+          <w:sz w:val="20"/>
+        </w:rPr>
+        <w:t>/</w:t>
+      </w:r>
+      <w:r>
+        <w:rPr>
+          <w:rFonts w:ascii="Consolas" w:hAnsi="Consolas"/>
+          <w:color w:val="960000"/>
+          <w:sz w:val="20"/>
+        </w:rPr>
+        <w:t>GPIO22</w:t>
+      </w:r>
+      <w:r>
+        <w:rPr>
+          <w:b w:val="0"/>
+          <w:color w:val="960000"/>
+          <w:sz w:val="20"/>
+        </w:rPr>
+        <w:t>), no del STM32. Ver el recuadro del principio. ⚠️ ~~</w:t>
+      </w:r>
+      <w:r>
+        <w:rPr>
+          <w:b/>
+          <w:color w:val="960000"/>
+          <w:sz w:val="20"/>
+        </w:rPr>
         <w:t>Y el `DS3231` que se compre no dará la hora al enchufarlo: no hay driver</w:t>
       </w:r>
       <w:r>
@@ -7952,7 +9035,135 @@
           <w:color w:val="960000"/>
           <w:sz w:val="20"/>
         </w:rPr>
-        <w:t xml:space="preserve"> (§0). Se compra para tenerlo cuando llegue el firmware V9.0, no para arreglar el reloj esta semana.</w:t>
+        <w:t xml:space="preserve"> (§0). Se compra para tenerlo cuando llegue el firmware V9.0, no para arreglar el reloj esta semana.~~ ⛔ </w:t>
+      </w:r>
+      <w:r>
+        <w:rPr>
+          <w:b/>
+          <w:color w:val="960000"/>
+          <w:sz w:val="20"/>
+        </w:rPr>
+        <w:t>CADUCADO EL 07/09: el driver existe y está llamado.</w:t>
+      </w:r>
+      <w:r>
+        <w:rPr>
+          <w:b w:val="0"/>
+          <w:color w:val="960000"/>
+          <w:sz w:val="20"/>
+        </w:rPr>
+        <w:t xml:space="preserve"> Lo que sí puede pasar al enchufarlo, y es otra cosa, es que el módulo </w:t>
+      </w:r>
+      <w:r>
+        <w:rPr>
+          <w:b/>
+          <w:color w:val="960000"/>
+          <w:sz w:val="20"/>
+        </w:rPr>
+        <w:t>no entregue hora válida</w:t>
+      </w:r>
+      <w:r>
+        <w:rPr>
+          <w:b w:val="0"/>
+          <w:color w:val="960000"/>
+          <w:sz w:val="20"/>
+        </w:rPr>
+        <w:t xml:space="preserve"> —pila equivocada, oscilador parado (</w:t>
+      </w:r>
+      <w:r>
+        <w:rPr>
+          <w:rFonts w:ascii="Consolas" w:hAnsi="Consolas"/>
+          <w:color w:val="960000"/>
+          <w:sz w:val="20"/>
+        </w:rPr>
+        <w:t>OSF</w:t>
+      </w:r>
+      <w:r>
+        <w:rPr>
+          <w:b w:val="0"/>
+          <w:color w:val="960000"/>
+          <w:sz w:val="20"/>
+        </w:rPr>
+        <w:t xml:space="preserve">), modo 12 h—; en ese caso el firmware publica el hueco </w:t>
+      </w:r>
+      <w:r>
+        <w:rPr>
+          <w:rFonts w:ascii="Consolas" w:hAnsi="Consolas"/>
+          <w:color w:val="960000"/>
+          <w:sz w:val="20"/>
+        </w:rPr>
+        <w:t>--:--:--</w:t>
+      </w:r>
+      <w:r>
+        <w:rPr>
+          <w:b w:val="0"/>
+          <w:color w:val="960000"/>
+          <w:sz w:val="20"/>
+        </w:rPr>
+        <w:t xml:space="preserve"> </w:t>
+      </w:r>
+      <w:r>
+        <w:rPr>
+          <w:b/>
+          <w:color w:val="960000"/>
+          <w:sz w:val="20"/>
+        </w:rPr>
+        <w:t>a propósito</w:t>
+      </w:r>
+      <w:r>
+        <w:rPr>
+          <w:b w:val="0"/>
+          <w:color w:val="960000"/>
+          <w:sz w:val="20"/>
+        </w:rPr>
+        <w:t xml:space="preserve">, y el motivo se lee con </w:t>
+      </w:r>
+      <w:r>
+        <w:rPr>
+          <w:b/>
+          <w:color w:val="960000"/>
+          <w:sz w:val="20"/>
+        </w:rPr>
+        <w:t>`CMD:LEER_RTC`</w:t>
+      </w:r>
+      <w:r>
+        <w:rPr>
+          <w:b w:val="0"/>
+          <w:color w:val="960000"/>
+          <w:sz w:val="20"/>
+        </w:rPr>
+        <w:t xml:space="preserve"> (</w:t>
+      </w:r>
+      <w:r>
+        <w:rPr>
+          <w:rFonts w:ascii="Consolas" w:hAnsi="Consolas"/>
+          <w:color w:val="960000"/>
+          <w:sz w:val="20"/>
+        </w:rPr>
+        <w:t>D-17</w:t>
+      </w:r>
+      <w:r>
+        <w:rPr>
+          <w:b w:val="0"/>
+          <w:color w:val="960000"/>
+          <w:sz w:val="20"/>
+        </w:rPr>
+        <w:t xml:space="preserve">), que contesta </w:t>
+      </w:r>
+      <w:r>
+        <w:rPr>
+          <w:rFonts w:ascii="Consolas" w:hAnsi="Consolas"/>
+          <w:color w:val="960000"/>
+          <w:sz w:val="20"/>
+        </w:rPr>
+        <w:t>$ERR ... DESC:</w:t>
+      </w:r>
+      <w:r>
+        <w:rPr>
+          <w:b w:val="0"/>
+          <w:color w:val="960000"/>
+          <w:sz w:val="20"/>
+        </w:rPr>
+        <w:t xml:space="preserve"> por causa.</w:t>
       </w:r>
     </w:p>
     <w:tbl>
@@ -8059,10 +9270,31 @@
             <w:r/>
             <w:r>
               <w:rPr>
+                <w:b w:val="0"/>
+                <w:sz w:val="19"/>
+              </w:rPr>
+              <w:t>~~</w:t>
+            </w:r>
+            <w:r>
+              <w:rPr>
                 <w:b/>
                 <w:sz w:val="19"/>
               </w:rPr>
               <w:t>1</w:t>
+            </w:r>
+            <w:r>
+              <w:rPr>
+                <w:b w:val="0"/>
+                <w:sz w:val="19"/>
+              </w:rPr>
+              <w:t xml:space="preserve">~~ → </w:t>
+            </w:r>
+            <w:r>
+              <w:rPr>
+                <w:b/>
+                <w:sz w:val="19"/>
+              </w:rPr>
+              <w:t>0</w:t>
             </w:r>
           </w:p>
         </w:tc>
@@ -8128,21 +9360,21 @@
                 <w:b w:val="0"/>
                 <w:sz w:val="19"/>
               </w:rPr>
-              <w:t xml:space="preserve">✅ </w:t>
+              <w:t xml:space="preserve">⛔ </w:t>
             </w:r>
             <w:r>
               <w:rPr>
                 <w:b/>
                 <w:sz w:val="19"/>
               </w:rPr>
-              <w:t>Sí</w:t>
+              <w:t>NO SE COMPRA AQUÍ — 07/09.</w:t>
             </w:r>
             <w:r>
               <w:rPr>
                 <w:b w:val="0"/>
                 <w:sz w:val="19"/>
               </w:rPr>
-              <w:t xml:space="preserve"> (solo si el cristal muerto es el del </w:t>
+              <w:t xml:space="preserve"> ~~✅ Sí (solo si el cristal muerto es el del </w:t>
             </w:r>
             <w:r>
               <w:rPr>
@@ -8156,7 +9388,7 @@
                 <w:b w:val="0"/>
                 <w:sz w:val="19"/>
               </w:rPr>
-              <w:t>)</w:t>
+              <w:t>)~~</w:t>
             </w:r>
           </w:p>
         </w:tc>
@@ -8171,14 +9403,98 @@
                 <w:b w:val="0"/>
                 <w:sz w:val="19"/>
               </w:rPr>
-              <w:t xml:space="preserve">Reloj de \pm2\text{ ppm} para Modo Degradado. 🔴 </w:t>
+              <w:t xml:space="preserve">Reloj de \pm2\text{ ppm} para Modo Degradado. 🛑 </w:t>
             </w:r>
             <w:r>
               <w:rPr>
                 <w:b/>
                 <w:sz w:val="19"/>
               </w:rPr>
-              <w:t>SIN DRIVER: no dará la hora al enchufarlo — ver §0</w:t>
+              <w:t>Son DOS, uno por `ESP32`, y YA ESTÁN PUESTOS</w:t>
+            </w:r>
+            <w:r>
+              <w:rPr>
+                <w:b w:val="0"/>
+                <w:sz w:val="19"/>
+              </w:rPr>
+              <w:t xml:space="preserve"> (</w:t>
+            </w:r>
+            <w:r>
+              <w:rPr>
+                <w:rFonts w:ascii="Consolas" w:hAnsi="Consolas"/>
+                <w:sz w:val="19"/>
+              </w:rPr>
+              <w:t>A-5</w:t>
+            </w:r>
+            <w:r>
+              <w:rPr>
+                <w:b w:val="0"/>
+                <w:sz w:val="19"/>
+              </w:rPr>
+              <w:t xml:space="preserve"> / </w:t>
+            </w:r>
+            <w:r>
+              <w:rPr>
+                <w:rFonts w:ascii="Consolas" w:hAnsi="Consolas"/>
+                <w:sz w:val="19"/>
+              </w:rPr>
+              <w:t>D-9</w:t>
+            </w:r>
+            <w:r>
+              <w:rPr>
+                <w:b w:val="0"/>
+                <w:sz w:val="19"/>
+              </w:rPr>
+              <w:t xml:space="preserve"> / </w:t>
+            </w:r>
+            <w:r>
+              <w:rPr>
+                <w:rFonts w:ascii="Consolas" w:hAnsi="Consolas"/>
+                <w:sz w:val="19"/>
+              </w:rPr>
+              <w:t>D-15</w:t>
+            </w:r>
+            <w:r>
+              <w:rPr>
+                <w:b w:val="0"/>
+                <w:sz w:val="19"/>
+              </w:rPr>
+              <w:t xml:space="preserve">; línea </w:t>
+            </w:r>
+            <w:r>
+              <w:rPr>
+                <w:rFonts w:ascii="Consolas" w:hAnsi="Consolas"/>
+                <w:sz w:val="19"/>
+              </w:rPr>
+              <w:t>A6</w:t>
+            </w:r>
+            <w:r>
+              <w:rPr>
+                <w:b w:val="0"/>
+                <w:sz w:val="19"/>
+              </w:rPr>
+              <w:t xml:space="preserve"> de </w:t>
+            </w:r>
+            <w:r>
+              <w:rPr>
+                <w:rFonts w:ascii="Consolas" w:hAnsi="Consolas"/>
+                <w:sz w:val="19"/>
+              </w:rPr>
+              <w:t>15_Lista_de_Compras_Hardware.md</w:t>
+            </w:r>
+            <w:r>
+              <w:rPr>
+                <w:b w:val="0"/>
+                <w:sz w:val="19"/>
+              </w:rPr>
+              <w:t xml:space="preserve">). ~~🔴 SIN DRIVER: no dará la hora al enchufarlo~~ ⛔ </w:t>
+            </w:r>
+            <w:r>
+              <w:rPr>
+                <w:b/>
+                <w:sz w:val="19"/>
+              </w:rPr>
+              <w:t>falso desde el 05/09: el driver existe y está llamado (§0)</w:t>
             </w:r>
           </w:p>
         </w:tc>
@@ -8192,10 +9508,31 @@
             <w:r/>
             <w:r>
               <w:rPr>
+                <w:b w:val="0"/>
+                <w:sz w:val="19"/>
+              </w:rPr>
+              <w:t>~~</w:t>
+            </w:r>
+            <w:r>
+              <w:rPr>
                 <w:b/>
                 <w:sz w:val="19"/>
               </w:rPr>
               <w:t>1</w:t>
+            </w:r>
+            <w:r>
+              <w:rPr>
+                <w:b w:val="0"/>
+                <w:sz w:val="19"/>
+              </w:rPr>
+              <w:t xml:space="preserve">~~ → </w:t>
+            </w:r>
+            <w:r>
+              <w:rPr>
+                <w:b/>
+                <w:sz w:val="19"/>
+              </w:rPr>
+              <w:t>0</w:t>
             </w:r>
           </w:p>
         </w:tc>
@@ -8261,7 +9598,35 @@
                 <w:b w:val="0"/>
                 <w:sz w:val="19"/>
               </w:rPr>
-              <w:t>✅ Sí *(con el anterior)*</w:t>
+              <w:t xml:space="preserve">⛔ </w:t>
+            </w:r>
+            <w:r>
+              <w:rPr>
+                <w:b/>
+                <w:sz w:val="19"/>
+              </w:rPr>
+              <w:t>con el anterior: no se compra aquí.</w:t>
+            </w:r>
+            <w:r>
+              <w:rPr>
+                <w:b w:val="0"/>
+                <w:sz w:val="19"/>
+              </w:rPr>
+              <w:t xml:space="preserve"> El aviso de recepción sigue valiendo y vive en </w:t>
+            </w:r>
+            <w:r>
+              <w:rPr>
+                <w:rFonts w:ascii="Consolas" w:hAnsi="Consolas"/>
+                <w:sz w:val="19"/>
+              </w:rPr>
+              <w:t>A6</w:t>
+            </w:r>
+            <w:r>
+              <w:rPr>
+                <w:b w:val="0"/>
+                <w:sz w:val="19"/>
+              </w:rPr>
+              <w:t xml:space="preserve"> de la lista 15</w:t>
             </w:r>
           </w:p>
         </w:tc>
@@ -8297,10 +9662,31 @@
             <w:r/>
             <w:r>
               <w:rPr>
+                <w:b w:val="0"/>
+                <w:sz w:val="19"/>
+              </w:rPr>
+              <w:t>~~</w:t>
+            </w:r>
+            <w:r>
+              <w:rPr>
                 <w:b/>
                 <w:sz w:val="19"/>
               </w:rPr>
               <w:t>2</w:t>
+            </w:r>
+            <w:r>
+              <w:rPr>
+                <w:b w:val="0"/>
+                <w:sz w:val="19"/>
+              </w:rPr>
+              <w:t xml:space="preserve">~~ → </w:t>
+            </w:r>
+            <w:r>
+              <w:rPr>
+                <w:b/>
+                <w:sz w:val="19"/>
+              </w:rPr>
+              <w:t>0</w:t>
             </w:r>
           </w:p>
         </w:tc>
@@ -8345,7 +9731,42 @@
                 <w:b w:val="0"/>
                 <w:sz w:val="19"/>
               </w:rPr>
-              <w:t>✅ Sí *(con el anterior)*</w:t>
+              <w:t xml:space="preserve">⛔ </w:t>
+            </w:r>
+            <w:r>
+              <w:rPr>
+                <w:b/>
+                <w:sz w:val="19"/>
+              </w:rPr>
+              <w:t>con el anterior.</w:t>
+            </w:r>
+            <w:r>
+              <w:rPr>
+                <w:b w:val="0"/>
+                <w:sz w:val="19"/>
+              </w:rPr>
+              <w:t xml:space="preserve"> El </w:t>
+            </w:r>
+            <w:r>
+              <w:rPr>
+                <w:rFonts w:ascii="Consolas" w:hAnsi="Consolas"/>
+                <w:sz w:val="19"/>
+              </w:rPr>
+              <w:t>ZS-042</w:t>
+            </w:r>
+            <w:r>
+              <w:rPr>
+                <w:b w:val="0"/>
+                <w:sz w:val="19"/>
+              </w:rPr>
+              <w:t xml:space="preserve"> trae sus propios pull-ups y </w:t>
+            </w:r>
+            <w:r>
+              <w:rPr>
+                <w:b/>
+                <w:sz w:val="19"/>
+              </w:rPr>
+              <w:t>este bus no se monta</w:t>
             </w:r>
           </w:p>
         </w:tc>
@@ -8360,7 +9781,7 @@
                 <w:b w:val="0"/>
                 <w:sz w:val="19"/>
               </w:rPr>
-              <w:t>Pull-ups del Bus I²C (</w:t>
+              <w:t>~~Pull-ups del Bus I²C (</w:t>
             </w:r>
             <w:r>
               <w:rPr>
@@ -8402,7 +9823,7 @@
                 <w:b w:val="0"/>
                 <w:sz w:val="19"/>
               </w:rPr>
-              <w:t xml:space="preserve"> las rutas de §4.2</w:t>
+              <w:t xml:space="preserve"> las rutas de §4.2~~</w:t>
             </w:r>
           </w:p>
         </w:tc>
@@ -12047,7 +13468,7 @@
           <w:b w:val="0"/>
           <w:sz w:val="21"/>
         </w:rPr>
-        <w:t xml:space="preserve">[ ] </w:t>
+        <w:t>[ ] 🔴 ~~</w:t>
       </w:r>
       <w:r>
         <w:rPr>
@@ -12061,21 +13482,7 @@
           <w:b w:val="0"/>
           <w:sz w:val="21"/>
         </w:rPr>
-        <w:t xml:space="preserve"> Si se montó el </w:t>
-      </w:r>
-      <w:r>
-        <w:rPr>
-          <w:rFonts w:ascii="Consolas" w:hAnsi="Consolas"/>
-          <w:sz w:val="21"/>
-        </w:rPr>
-        <w:t>DS3231</w:t>
-      </w:r>
-      <w:r>
-        <w:rPr>
-          <w:b w:val="0"/>
-          <w:sz w:val="21"/>
-        </w:rPr>
-        <w:t>,</w:t>
+        <w:t xml:space="preserve"> Si se montó el</w:t>
       </w:r>
     </w:p>
     <w:p>
@@ -12084,10 +13491,17 @@
       </w:pPr>
       <w:r>
         <w:rPr>
-          <w:b w:val="0"/>
-          <w:sz w:val="21"/>
-        </w:rPr>
-        <w:t xml:space="preserve">no se busque avería cuando la hora no aparezca: </w:t>
+          <w:rFonts w:ascii="Consolas" w:hAnsi="Consolas"/>
+          <w:sz w:val="21"/>
+        </w:rPr>
+        <w:t>DS3231</w:t>
+      </w:r>
+      <w:r>
+        <w:rPr>
+          <w:b w:val="0"/>
+          <w:sz w:val="21"/>
+        </w:rPr>
+        <w:t xml:space="preserve">, no se busque avería cuando la hora no aparezca: </w:t>
       </w:r>
       <w:r>
         <w:rPr>
@@ -12101,7 +13515,7 @@
           <w:b w:val="0"/>
           <w:sz w:val="21"/>
         </w:rPr>
-        <w:t xml:space="preserve"> (§0). Lo que se comprueba</w:t>
+        <w:t xml:space="preserve"> (§0).~~</w:t>
       </w:r>
     </w:p>
     <w:p>
@@ -12113,21 +13527,245 @@
           <w:b w:val="0"/>
           <w:sz w:val="21"/>
         </w:rPr>
-        <w:t xml:space="preserve">aquí es eléctrico —3,3 V en </w:t>
+        <w:t xml:space="preserve">🛑 </w:t>
+      </w:r>
+      <w:r>
+        <w:rPr>
+          <w:b/>
+          <w:sz w:val="21"/>
+        </w:rPr>
+        <w:t>ANULADO EL 07/09 — ESTA CASILLA ENSEÑABA A NO MIRAR UNA AVERÍA.</w:t>
+      </w:r>
+      <w:r>
+        <w:rPr>
+          <w:b w:val="0"/>
+          <w:sz w:val="21"/>
+        </w:rPr>
+        <w:t xml:space="preserve"> El driver **existe y</w:t>
+      </w:r>
+    </w:p>
+    <w:p>
+      <w:pPr>
+        <w:spacing w:after="120"/>
+      </w:pPr>
+      <w:r>
+        <w:rPr>
+          <w:b w:val="0"/>
+          <w:sz w:val="21"/>
+        </w:rPr>
+        <w:t>está llamado</w:t>
+      </w:r>
+      <w:r>
+        <w:rPr>
+          <w:b/>
+          <w:sz w:val="21"/>
+        </w:rPr>
+        <w:t xml:space="preserve"> desde el 31/08 (§0), y desde `D-9`/`D-15` </w:t>
+      </w:r>
+      <w:r>
+        <w:rPr>
+          <w:b w:val="0"/>
+          <w:sz w:val="21"/>
+        </w:rPr>
+        <w:t xml:space="preserve">ese </w:t>
       </w:r>
       <w:r>
         <w:rPr>
           <w:rFonts w:ascii="Consolas" w:hAnsi="Consolas"/>
           <w:sz w:val="21"/>
         </w:rPr>
-        <w:t>VCC</w:t>
-      </w:r>
-      <w:r>
-        <w:rPr>
-          <w:b w:val="0"/>
-          <w:sz w:val="21"/>
-        </w:rPr>
-        <w:t>, niveles del bus—, no funcional.</w:t>
+        <w:t>DS3231</w:t>
+      </w:r>
+      <w:r>
+        <w:rPr>
+          <w:b w:val="0"/>
+          <w:sz w:val="21"/>
+        </w:rPr>
+        <w:t xml:space="preserve"> es el ÚNICO reloj del</w:t>
+      </w:r>
+    </w:p>
+    <w:p>
+      <w:pPr>
+        <w:spacing w:after="120"/>
+      </w:pPr>
+      <w:r>
+        <w:rPr>
+          <w:b w:val="0"/>
+          <w:sz w:val="21"/>
+        </w:rPr>
+        <w:t>cruce</w:t>
+      </w:r>
+      <w:r>
+        <w:rPr>
+          <w:b/>
+          <w:sz w:val="21"/>
+        </w:rPr>
+        <w:t xml:space="preserve">. Si la hora no aparece, </w:t>
+      </w:r>
+      <w:r>
+        <w:rPr>
+          <w:b w:val="0"/>
+          <w:sz w:val="21"/>
+        </w:rPr>
+        <w:t>eso SÍ es un hallazgo y se diagnostica**:</w:t>
+      </w:r>
+    </w:p>
+    <w:p>
+      <w:pPr>
+        <w:spacing w:after="120"/>
+      </w:pPr>
+      <w:r>
+        <w:rPr>
+          <w:b w:val="0"/>
+          <w:sz w:val="21"/>
+        </w:rPr>
+        <w:t xml:space="preserve">manda </w:t>
+      </w:r>
+      <w:r>
+        <w:rPr>
+          <w:b/>
+          <w:sz w:val="21"/>
+        </w:rPr>
+        <w:t>`CMD:PIN:1234:` no — `CMD:LEER_RTC` va SIN PIN</w:t>
+      </w:r>
+      <w:r>
+        <w:rPr>
+          <w:b w:val="0"/>
+          <w:sz w:val="21"/>
+        </w:rPr>
+        <w:t xml:space="preserve"> (</w:t>
+      </w:r>
+      <w:r>
+        <w:rPr>
+          <w:rFonts w:ascii="Consolas" w:hAnsi="Consolas"/>
+          <w:sz w:val="21"/>
+        </w:rPr>
+        <w:t>D-17</w:t>
+      </w:r>
+      <w:r>
+        <w:rPr>
+          <w:b w:val="0"/>
+          <w:sz w:val="21"/>
+        </w:rPr>
+        <w:t>), y el puente contesta</w:t>
+      </w:r>
+    </w:p>
+    <w:p>
+      <w:pPr>
+        <w:spacing w:after="120"/>
+      </w:pPr>
+      <w:r>
+        <w:rPr>
+          <w:rFonts w:ascii="Consolas" w:hAnsi="Consolas"/>
+          <w:sz w:val="21"/>
+        </w:rPr>
+        <w:t>ACK,NODE:PUENTE,...,FECHA:,HORA:</w:t>
+      </w:r>
+      <w:r>
+        <w:rPr>
+          <w:b w:val="0"/>
+          <w:sz w:val="21"/>
+        </w:rPr>
+        <w:t xml:space="preserve"> o un </w:t>
+      </w:r>
+      <w:r>
+        <w:rPr>
+          <w:rFonts w:ascii="Consolas" w:hAnsi="Consolas"/>
+          <w:sz w:val="21"/>
+        </w:rPr>
+        <w:t>ERR ... DESC:</w:t>
+      </w:r>
+      <w:r>
+        <w:rPr>
+          <w:b w:val="0"/>
+          <w:sz w:val="21"/>
+        </w:rPr>
+        <w:t xml:space="preserve"> </w:t>
+      </w:r>
+      <w:r>
+        <w:rPr>
+          <w:b/>
+          <w:sz w:val="21"/>
+        </w:rPr>
+        <w:t>por causa</w:t>
+      </w:r>
+    </w:p>
+    <w:p>
+      <w:pPr>
+        <w:spacing w:after="120"/>
+      </w:pPr>
+      <w:r>
+        <w:rPr>
+          <w:b w:val="0"/>
+          <w:sz w:val="21"/>
+        </w:rPr>
+        <w:t>(</w:t>
+      </w:r>
+      <w:r>
+        <w:rPr>
+          <w:rFonts w:ascii="Consolas" w:hAnsi="Consolas"/>
+          <w:sz w:val="21"/>
+        </w:rPr>
+        <w:t>OSCILADOR_PARADO_CAMBIE_PILA</w:t>
+      </w:r>
+      <w:r>
+        <w:rPr>
+          <w:b w:val="0"/>
+          <w:sz w:val="21"/>
+        </w:rPr>
+        <w:t xml:space="preserve">, </w:t>
+      </w:r>
+      <w:r>
+        <w:rPr>
+          <w:rFonts w:ascii="Consolas" w:hAnsi="Consolas"/>
+          <w:sz w:val="21"/>
+        </w:rPr>
+        <w:t>NUNCA_SE_PUSO_PONGA_LA_HORA</w:t>
+      </w:r>
+      <w:r>
+        <w:rPr>
+          <w:b w:val="0"/>
+          <w:sz w:val="21"/>
+        </w:rPr>
+        <w:t xml:space="preserve">, </w:t>
+      </w:r>
+      <w:r>
+        <w:rPr>
+          <w:rFonts w:ascii="Consolas" w:hAnsi="Consolas"/>
+          <w:sz w:val="21"/>
+        </w:rPr>
+        <w:t>SIN_RELOJ_NO_RESPONDE</w:t>
+      </w:r>
+      <w:r>
+        <w:rPr>
+          <w:b w:val="0"/>
+          <w:sz w:val="21"/>
+        </w:rPr>
+        <w:t>, …).</w:t>
+      </w:r>
+    </w:p>
+    <w:p>
+      <w:pPr>
+        <w:spacing w:after="120"/>
+      </w:pPr>
+      <w:r>
+        <w:rPr>
+          <w:b w:val="0"/>
+          <w:sz w:val="21"/>
+        </w:rPr>
+        <w:t>*(Este manual ya no compra ese reloj —ver §5—; la casilla se conserva corregida porque quien</w:t>
+      </w:r>
+    </w:p>
+    <w:p>
+      <w:pPr>
+        <w:spacing w:after="120"/>
+      </w:pPr>
+      <w:r>
+        <w:rPr>
+          <w:b w:val="0"/>
+          <w:sz w:val="21"/>
+        </w:rPr>
+        <w:t>tenga una copia impresa anterior tiene que enterarse de que decía lo contrario.)*</w:t>
       </w:r>
     </w:p>
     <w:p>
@@ -12474,7 +14112,7 @@
           <w:color w:val="960000"/>
           <w:sz w:val="20"/>
         </w:rPr>
-        <w:t xml:space="preserve"> Ni el </w:t>
+        <w:t xml:space="preserve"> ~~Ni el </w:t>
       </w:r>
       <w:r>
         <w:rPr>
@@ -12506,7 +14144,7 @@
           <w:color w:val="960000"/>
           <w:sz w:val="20"/>
         </w:rPr>
-        <w:t xml:space="preserve"> tienen driver en el firmware. Lo del 28/08 está </w:t>
+        <w:t xml:space="preserve"> tienen driver en el firmware.~~ 🔧 </w:t>
       </w:r>
       <w:r>
         <w:rPr>
@@ -12514,6 +14152,134 @@
           <w:color w:val="960000"/>
           <w:sz w:val="20"/>
         </w:rPr>
+        <w:t>CORREGIDO EL 07/09: el `PCF8574` no tiene driver Y NO SE COMPRA</w:t>
+      </w:r>
+      <w:r>
+        <w:rPr>
+          <w:b w:val="0"/>
+          <w:color w:val="960000"/>
+          <w:sz w:val="20"/>
+        </w:rPr>
+        <w:t xml:space="preserve"> (propuesta retirada, ver el recuadro del principio); </w:t>
+      </w:r>
+      <w:r>
+        <w:rPr>
+          <w:b/>
+          <w:color w:val="960000"/>
+          <w:sz w:val="20"/>
+        </w:rPr>
+        <w:t>el `DS3231` SÍ lo tiene</w:t>
+      </w:r>
+      <w:r>
+        <w:rPr>
+          <w:b w:val="0"/>
+          <w:color w:val="960000"/>
+          <w:sz w:val="20"/>
+        </w:rPr>
+        <w:t xml:space="preserve"> —</w:t>
+      </w:r>
+      <w:r>
+        <w:rPr>
+          <w:rFonts w:ascii="Consolas" w:hAnsi="Consolas"/>
+          <w:color w:val="960000"/>
+          <w:sz w:val="20"/>
+        </w:rPr>
+        <w:t>ESP32_Expansion/src/reloj_ds3231.cpp</w:t>
+      </w:r>
+      <w:r>
+        <w:rPr>
+          <w:b w:val="0"/>
+          <w:color w:val="960000"/>
+          <w:sz w:val="20"/>
+        </w:rPr>
+        <w:t xml:space="preserve">, con llamadores— </w:t>
+      </w:r>
+      <w:r>
+        <w:rPr>
+          <w:b/>
+          <w:color w:val="960000"/>
+          <w:sz w:val="20"/>
+        </w:rPr>
+        <w:t>y ya está montado, uno por poste</w:t>
+      </w:r>
+      <w:r>
+        <w:rPr>
+          <w:b w:val="0"/>
+          <w:color w:val="960000"/>
+          <w:sz w:val="20"/>
+        </w:rPr>
+        <w:t xml:space="preserve"> (</w:t>
+      </w:r>
+      <w:r>
+        <w:rPr>
+          <w:rFonts w:ascii="Consolas" w:hAnsi="Consolas"/>
+          <w:color w:val="960000"/>
+          <w:sz w:val="20"/>
+        </w:rPr>
+        <w:t>A-5</w:t>
+      </w:r>
+      <w:r>
+        <w:rPr>
+          <w:b w:val="0"/>
+          <w:color w:val="960000"/>
+          <w:sz w:val="20"/>
+        </w:rPr>
+        <w:t xml:space="preserve">, </w:t>
+      </w:r>
+      <w:r>
+        <w:rPr>
+          <w:rFonts w:ascii="Consolas" w:hAnsi="Consolas"/>
+          <w:color w:val="960000"/>
+          <w:sz w:val="20"/>
+        </w:rPr>
+        <w:t>D-9</w:t>
+      </w:r>
+      <w:r>
+        <w:rPr>
+          <w:b w:val="0"/>
+          <w:color w:val="960000"/>
+          <w:sz w:val="20"/>
+        </w:rPr>
+        <w:t xml:space="preserve">, </w:t>
+      </w:r>
+      <w:r>
+        <w:rPr>
+          <w:rFonts w:ascii="Consolas" w:hAnsi="Consolas"/>
+          <w:color w:val="960000"/>
+          <w:sz w:val="20"/>
+        </w:rPr>
+        <w:t>D-15</w:t>
+      </w:r>
+      <w:r>
+        <w:rPr>
+          <w:b w:val="0"/>
+          <w:color w:val="960000"/>
+          <w:sz w:val="20"/>
+        </w:rPr>
+        <w:t xml:space="preserve">). </w:t>
+      </w:r>
+      <w:r>
+        <w:rPr>
+          <w:b/>
+          <w:color w:val="960000"/>
+          <w:sz w:val="20"/>
+        </w:rPr>
+        <w:t>De este manual no se compra ninguno de los dos.</w:t>
+      </w:r>
+      <w:r>
+        <w:rPr>
+          <w:b w:val="0"/>
+          <w:color w:val="960000"/>
+          <w:sz w:val="20"/>
+        </w:rPr>
+        <w:t xml:space="preserve"> Lo del 28/08 está </w:t>
+      </w:r>
+      <w:r>
+        <w:rPr>
+          <w:b/>
+          <w:color w:val="960000"/>
+          <w:sz w:val="20"/>
+        </w:rPr>
         <w:t>MEDIDO SOBRE EL FUENTE Y SOBRE LOS FICHEROS DE DISEÑO</w:t>
       </w:r>
       <w:r>
@@ -12538,7 +14304,63 @@
           <w:color w:val="960000"/>
           <w:sz w:val="20"/>
         </w:rPr>
-        <w:t xml:space="preserve"> Las dos cosas no son la misma, y la §7 existe para convertir la primera en la segunda.</w:t>
+        <w:t xml:space="preserve"> Las dos cosas no son la misma, y la §7 existe para convertir la primera en la segunda. 🔴 </w:t>
+      </w:r>
+      <w:r>
+        <w:rPr>
+          <w:b/>
+          <w:color w:val="960000"/>
+          <w:sz w:val="20"/>
+        </w:rPr>
+        <w:t>Y la lección que este manual se ha cobrado dos veces, escrita para que no haya una tercera:</w:t>
+      </w:r>
+      <w:r>
+        <w:rPr>
+          <w:b w:val="0"/>
+          <w:color w:val="960000"/>
+          <w:sz w:val="20"/>
+        </w:rPr>
+        <w:t xml:space="preserve"> el recuadro §0 corrigió el 05/09 lo de *«el </w:t>
+      </w:r>
+      <w:r>
+        <w:rPr>
+          <w:rFonts w:ascii="Consolas" w:hAnsi="Consolas"/>
+          <w:color w:val="960000"/>
+          <w:sz w:val="20"/>
+        </w:rPr>
+        <w:t>DS3231</w:t>
+      </w:r>
+      <w:r>
+        <w:rPr>
+          <w:b w:val="0"/>
+          <w:color w:val="960000"/>
+          <w:sz w:val="20"/>
+        </w:rPr>
+        <w:t xml:space="preserve"> no tiene driver»*… </w:t>
+      </w:r>
+      <w:r>
+        <w:rPr>
+          <w:b/>
+          <w:color w:val="960000"/>
+          <w:sz w:val="20"/>
+        </w:rPr>
+        <w:t>y la frase siguió viva en otros CUATRO sitios de este mismo fichero</w:t>
+      </w:r>
+      <w:r>
+        <w:rPr>
+          <w:b w:val="0"/>
+          <w:color w:val="960000"/>
+          <w:sz w:val="20"/>
+        </w:rPr>
+        <w:t xml:space="preserve"> —la tabla «qué está medido», la §5, la fila de compra y la casilla de §7.1— hasta el 07/09. </w:t>
+      </w:r>
+      <w:r>
+        <w:rPr>
+          <w:b/>
+          <w:color w:val="960000"/>
+          <w:sz w:val="20"/>
+        </w:rPr>
+        <w:t>Una corrección que no se propaga a las copias del propio documento no es una corrección: es una nota que la copia caducada tapa.</w:t>
       </w:r>
     </w:p>
     <w:p>

--- a/05_Funcional/13_Manual_Modulo_Expansion_I2C_y_Compras.docx
+++ b/05_Funcional/13_Manual_Modulo_Expansion_I2C_y_Compras.docx
@@ -1566,15 +1566,15 @@
           <w:color w:val="960000"/>
           <w:sz w:val="20"/>
         </w:rPr>
-        <w:t xml:space="preserve"> de la cinta del banco **es real** | | *«enchufado al STM32 sigue sin pasar nada»* | ✅ **sigue cierto, y es lo correcto: el reloj NO va al STM32** (</w:t>
-      </w:r>
-      <w:r>
-        <w:rPr>
-          <w:b w:val="0"/>
-          <w:color w:val="960000"/>
-          <w:sz w:val="20"/>
-        </w:rPr>
-        <w:t>D-9</w:t>
+        <w:t xml:space="preserve"> de la cinta del banco **es real** | | *«enchufado al STM32 sigue sin pasar nada»* | ✅ **sigue cierto: no hay driver de </w:t>
+      </w:r>
+      <w:r>
+        <w:rPr>
+          <w:b w:val="0"/>
+          <w:color w:val="960000"/>
+          <w:sz w:val="20"/>
+        </w:rPr>
+        <w:t>DS3231</w:t>
       </w:r>
       <w:r>
         <w:rPr>
@@ -1582,15 +1582,46 @@
           <w:color w:val="960000"/>
           <w:sz w:val="20"/>
         </w:rPr>
-        <w:t xml:space="preserve">) | 🔴 **Lo único que de verdad sigue abierto: la dirección I²C </w:t>
-      </w:r>
-      <w:r>
-        <w:rPr>
-          <w:b w:val="0"/>
-          <w:color w:val="960000"/>
-          <w:sz w:val="20"/>
-        </w:rPr>
-        <w:t>0x68</w:t>
+        <w:t xml:space="preserve"> en el STM32.** ⚠️ **Pero «el reloj NO va al STM32» hay que leerlo con </w:t>
+      </w:r>
+      <w:r>
+        <w:rPr>
+          <w:b w:val="0"/>
+          <w:color w:val="960000"/>
+          <w:sz w:val="20"/>
+        </w:rPr>
+        <w:t>D-20` (07/09) delante — ver la nota** |</w:t>
+      </w:r>
+    </w:p>
+    <w:p>
+      <w:pPr>
+        <w:spacing w:after="160"/>
+        <w:ind w:left="360"/>
+        <w:shd w:val="clear" w:fill="FFF4E5"/>
+      </w:pPr>
+      <w:r>
+        <w:rPr>
+          <w:b w:val="0"/>
+          <w:color w:val="960000"/>
+          <w:sz w:val="20"/>
+        </w:rPr>
+        <w:t xml:space="preserve">🔵 </w:t>
+      </w:r>
+      <w:r>
+        <w:rPr>
+          <w:b/>
+          <w:color w:val="960000"/>
+          <w:sz w:val="20"/>
+        </w:rPr>
+        <w:t>07/09 (`D-20`) — MATIZ QUE CAMBIA EL SENTIDO DE LA ÚLTIMA FILA.</w:t>
+      </w:r>
+      <w:r>
+        <w:rPr>
+          <w:b w:val="0"/>
+          <w:color w:val="960000"/>
+          <w:sz w:val="20"/>
+        </w:rPr>
+        <w:t xml:space="preserve"> *«El reloj no va al STM32»* se escribió para decir dos cosas a la vez, y sólo una sigue siendo cierta: | | | |---|---| | *«el </w:t>
       </w:r>
       <w:r>
         <w:rPr>
@@ -1598,15 +1629,79 @@
           <w:color w:val="960000"/>
           <w:sz w:val="20"/>
         </w:rPr>
-        <w:t xml:space="preserve"> está </w:t>
-      </w:r>
-      <w:r>
-        <w:rPr>
-          <w:b w:val="0"/>
-          <w:color w:val="960000"/>
-          <w:sz w:val="20"/>
-        </w:rPr>
-        <w:t>SIN VERIFICAR</w:t>
+        <w:t>DS3231</w:t>
+      </w:r>
+      <w:r>
+        <w:rPr>
+          <w:b w:val="0"/>
+          <w:color w:val="960000"/>
+          <w:sz w:val="20"/>
+        </w:rPr>
+        <w:t xml:space="preserve"> no se cuelga de pines del STM32»* | ✅ </w:t>
+      </w:r>
+      <w:r>
+        <w:rPr>
+          <w:b/>
+          <w:color w:val="960000"/>
+          <w:sz w:val="20"/>
+        </w:rPr>
+        <w:t>cierto, y no cambia.</w:t>
+      </w:r>
+      <w:r>
+        <w:rPr>
+          <w:b w:val="0"/>
+          <w:color w:val="960000"/>
+          <w:sz w:val="20"/>
+        </w:rPr>
+        <w:t xml:space="preserve"> No hay driver en esa punta, y este manual no monta ese bus | | ~~*«el STM32 no lleva hora, nunca»*~~ | 🔴 </w:t>
+      </w:r>
+      <w:r>
+        <w:rPr>
+          <w:b/>
+          <w:color w:val="960000"/>
+          <w:sz w:val="20"/>
+        </w:rPr>
+        <w:t>derogado por `D-20`:</w:t>
+      </w:r>
+      <w:r>
+        <w:rPr>
+          <w:b w:val="0"/>
+          <w:color w:val="960000"/>
+          <w:sz w:val="20"/>
+        </w:rPr>
+        <w:t xml:space="preserve"> el STM32 </w:t>
+      </w:r>
+      <w:r>
+        <w:rPr>
+          <w:b/>
+          <w:color w:val="960000"/>
+          <w:sz w:val="20"/>
+        </w:rPr>
+        <w:t>recibe la hora de SU PROPIO ESP32 y la retransmite por radio a la otra punta</w:t>
+      </w:r>
+      <w:r>
+        <w:rPr>
+          <w:b w:val="0"/>
+          <w:color w:val="960000"/>
+          <w:sz w:val="20"/>
+        </w:rPr>
+        <w:t xml:space="preserve">. Es el </w:t>
+      </w:r>
+      <w:r>
+        <w:rPr>
+          <w:b/>
+          <w:color w:val="960000"/>
+          <w:sz w:val="20"/>
+        </w:rPr>
+        <w:t>cartero</w:t>
+      </w:r>
+      <w:r>
+        <w:rPr>
+          <w:b w:val="0"/>
+          <w:color w:val="960000"/>
+          <w:sz w:val="20"/>
+        </w:rPr>
+        <w:t xml:space="preserve"> de la cadena </w:t>
       </w:r>
       <w:r>
         <w:rPr>
@@ -1614,11 +1709,147 @@
           <w:color w:val="960000"/>
           <w:sz w:val="20"/>
         </w:rPr>
-        <w:t xml:space="preserve"> sobre el módulo real** —es la del datasheet, y lo declara el propio fuente en </w:t>
-      </w:r>
-      <w:r>
-        <w:rPr>
-          <w:b w:val="0"/>
+        <w:t>ESP32-M -&gt; STM32-M -&gt; radio -&gt; STM32-E -&gt; ESP32-E</w:t>
+      </w:r>
+      <w:r>
+        <w:rPr>
+          <w:b w:val="0"/>
+          <w:color w:val="960000"/>
+          <w:sz w:val="20"/>
+        </w:rPr>
+        <w:t xml:space="preserve">, porque </w:t>
+      </w:r>
+      <w:r>
+        <w:rPr>
+          <w:b/>
+          <w:color w:val="960000"/>
+          <w:sz w:val="20"/>
+        </w:rPr>
+        <w:t>los dos ESP32 no se hablan entre sí</w:t>
+      </w:r>
+      <w:r>
+        <w:rPr>
+          <w:b w:val="0"/>
+          <w:color w:val="960000"/>
+          <w:sz w:val="20"/>
+        </w:rPr>
+        <w:t xml:space="preserve"> | ⚠️ </w:t>
+      </w:r>
+      <w:r>
+        <w:rPr>
+          <w:b/>
+          <w:color w:val="960000"/>
+          <w:sz w:val="20"/>
+        </w:rPr>
+        <w:t>SIN CONSTRUIR.</w:t>
+      </w:r>
+      <w:r>
+        <w:rPr>
+          <w:b w:val="0"/>
+          <w:color w:val="960000"/>
+          <w:sz w:val="20"/>
+        </w:rPr>
+        <w:t xml:space="preserve"> Lo que </w:t>
+      </w:r>
+      <w:r>
+        <w:rPr>
+          <w:rFonts w:ascii="Consolas" w:hAnsi="Consolas"/>
+          <w:color w:val="960000"/>
+          <w:sz w:val="20"/>
+        </w:rPr>
+        <w:t>D-20</w:t>
+      </w:r>
+      <w:r>
+        <w:rPr>
+          <w:b w:val="0"/>
+          <w:color w:val="960000"/>
+          <w:sz w:val="20"/>
+        </w:rPr>
+        <w:t xml:space="preserve"> decide es la </w:t>
+      </w:r>
+      <w:r>
+        <w:rPr>
+          <w:b/>
+          <w:color w:val="960000"/>
+          <w:sz w:val="20"/>
+        </w:rPr>
+        <w:t>autoridad</w:t>
+      </w:r>
+      <w:r>
+        <w:rPr>
+          <w:b w:val="0"/>
+          <w:color w:val="960000"/>
+          <w:sz w:val="20"/>
+        </w:rPr>
+        <w:t xml:space="preserve"> de la hora, no la implementación: falta el mando ESP32 → STM32 que la siembre (</w:t>
+      </w:r>
+      <w:r>
+        <w:rPr>
+          <w:rFonts w:ascii="Consolas" w:hAnsi="Consolas"/>
+          <w:color w:val="960000"/>
+          <w:sz w:val="20"/>
+        </w:rPr>
+        <w:t>enlace_stm32.cpp</w:t>
+      </w:r>
+      <w:r>
+        <w:rPr>
+          <w:b w:val="0"/>
+          <w:color w:val="960000"/>
+          <w:sz w:val="20"/>
+        </w:rPr>
+        <w:t xml:space="preserve"> </w:t>
+      </w:r>
+      <w:r>
+        <w:rPr>
+          <w:b/>
+          <w:color w:val="960000"/>
+          <w:sz w:val="20"/>
+        </w:rPr>
+        <w:t>no menciona `RTC` ni `hora`</w:t>
+      </w:r>
+      <w:r>
+        <w:rPr>
+          <w:b w:val="0"/>
+          <w:color w:val="960000"/>
+          <w:sz w:val="20"/>
+        </w:rPr>
+        <w:t xml:space="preserve">, comprobado el 07/09). </w:t>
+      </w:r>
+      <w:r>
+        <w:rPr>
+          <w:b/>
+          <w:color w:val="960000"/>
+          <w:sz w:val="20"/>
+        </w:rPr>
+        <w:t>Para las compras de este manual no cambia nada: siguen siendo DOS `DS3231`, uno por poste (`A-5`), y ninguno cuelga del STM32.</w:t>
+      </w:r>
+      <w:r>
+        <w:rPr>
+          <w:b w:val="0"/>
+          <w:color w:val="960000"/>
+          <w:sz w:val="20"/>
+        </w:rPr>
+        <w:t xml:space="preserve"> 🔴 </w:t>
+      </w:r>
+      <w:r>
+        <w:rPr>
+          <w:b/>
+          <w:color w:val="960000"/>
+          <w:sz w:val="20"/>
+        </w:rPr>
+        <w:t>Lo único que de verdad sigue abierto: la dirección I²C `0x68` está `SIN VERIFICAR` sobre el módulo real</w:t>
+      </w:r>
+      <w:r>
+        <w:rPr>
+          <w:b w:val="0"/>
+          <w:color w:val="960000"/>
+          <w:sz w:val="20"/>
+        </w:rPr>
+        <w:t xml:space="preserve"> —es la del datasheet, y lo declara el propio fuente en </w:t>
+      </w:r>
+      <w:r>
+        <w:rPr>
+          <w:rFonts w:ascii="Consolas" w:hAnsi="Consolas"/>
           <w:color w:val="960000"/>
           <w:sz w:val="20"/>
         </w:rPr>
@@ -1626,131 +1857,211 @@
       </w:r>
       <w:r>
         <w:rPr>
+          <w:b w:val="0"/>
+          <w:color w:val="960000"/>
+          <w:sz w:val="20"/>
+        </w:rPr>
+        <w:t xml:space="preserve">—. * Este documento es una </w:t>
+      </w:r>
+      <w:r>
+        <w:rPr>
+          <w:b/>
+          <w:color w:val="960000"/>
+          <w:sz w:val="20"/>
+        </w:rPr>
+        <w:t>guía de taller para compras, preparación de hardware y modificaciones en la PCB</w:t>
+      </w:r>
+      <w:r>
+        <w:rPr>
+          <w:b w:val="0"/>
+          <w:color w:val="960000"/>
+          <w:sz w:val="20"/>
+        </w:rPr>
+        <w:t xml:space="preserve">, y </w:t>
+      </w:r>
+      <w:r>
+        <w:rPr>
+          <w:b/>
+          <w:color w:val="960000"/>
+          <w:sz w:val="20"/>
+        </w:rPr>
+        <w:t>su bus I²C sobre el STM32 NO SE MONTA</w:t>
+      </w:r>
+      <w:r>
+        <w:rPr>
+          <w:b w:val="0"/>
+          <w:color w:val="960000"/>
+          <w:sz w:val="20"/>
+        </w:rPr>
+        <w:t xml:space="preserve"> (ver el recuadro de arriba). * ~~</w:t>
+      </w:r>
+      <w:r>
+        <w:rPr>
+          <w:b/>
+          <w:color w:val="960000"/>
+          <w:sz w:val="20"/>
+        </w:rPr>
+        <w:t>No prometa hora al cliente por haber comprado el reloj.</w:t>
+      </w:r>
+      <w:r>
+        <w:rPr>
+          <w:b w:val="0"/>
+          <w:color w:val="960000"/>
+          <w:sz w:val="20"/>
+        </w:rPr>
+        <w:t xml:space="preserve"> El </w:t>
+      </w:r>
+      <w:r>
+        <w:rPr>
           <w:rFonts w:ascii="Consolas" w:hAnsi="Consolas"/>
           <w:color w:val="960000"/>
           <w:sz w:val="20"/>
         </w:rPr>
-        <w:t xml:space="preserve">—. * Este documento es una **guía de taller para compras, preparación de hardware y modificaciones en la PCB**, y **su bus I²C sobre el STM32 NO SE MONTA** (ver el recuadro de arriba). * ~~**No prometa hora al cliente por haber comprado el reloj.** El </w:t>
-      </w:r>
-      <w:r>
-        <w:rPr>
-          <w:b w:val="0"/>
-          <w:color w:val="960000"/>
-          <w:sz w:val="20"/>
-        </w:rPr>
         <w:t>DS3231</w:t>
       </w:r>
       <w:r>
         <w:rPr>
+          <w:b w:val="0"/>
+          <w:color w:val="960000"/>
+          <w:sz w:val="20"/>
+        </w:rPr>
+        <w:t xml:space="preserve"> es una compra de *preparación de hardware*; la funcionalidad llega con el firmware V9.0, no con el módulo.~~ ⛔ </w:t>
+      </w:r>
+      <w:r>
+        <w:rPr>
+          <w:b/>
+          <w:color w:val="960000"/>
+          <w:sz w:val="20"/>
+        </w:rPr>
+        <w:t>CADUCADO EL 07/09: el firmware existe y está llamado</w:t>
+      </w:r>
+      <w:r>
+        <w:rPr>
+          <w:b w:val="0"/>
+          <w:color w:val="960000"/>
+          <w:sz w:val="20"/>
+        </w:rPr>
+        <w:t xml:space="preserve"> —</w:t>
+      </w:r>
+      <w:r>
+        <w:rPr>
           <w:rFonts w:ascii="Consolas" w:hAnsi="Consolas"/>
           <w:color w:val="960000"/>
           <w:sz w:val="20"/>
         </w:rPr>
-        <w:t xml:space="preserve"> es una compra de *preparación de hardware*; la funcionalidad llega con el firmware V9.0, no con el módulo.~~ ⛔ **CADUCADO EL 07/09: el firmware existe y está llamado** —</w:t>
-      </w:r>
-      <w:r>
-        <w:rPr>
-          <w:b w:val="0"/>
-          <w:color w:val="960000"/>
-          <w:sz w:val="20"/>
-        </w:rPr>
         <w:t>ESP32_Expansion/src/reloj_ds3231.cpp</w:t>
       </w:r>
       <w:r>
         <w:rPr>
+          <w:b w:val="0"/>
+          <w:color w:val="960000"/>
+          <w:sz w:val="20"/>
+        </w:rPr>
+        <w:t xml:space="preserve">, con </w:t>
+      </w:r>
+      <w:r>
+        <w:rPr>
           <w:rFonts w:ascii="Consolas" w:hAnsi="Consolas"/>
           <w:color w:val="960000"/>
           <w:sz w:val="20"/>
         </w:rPr>
-        <w:t xml:space="preserve">, con </w:t>
-      </w:r>
-      <w:r>
-        <w:rPr>
-          <w:b w:val="0"/>
-          <w:color w:val="960000"/>
-          <w:sz w:val="20"/>
-        </w:rPr>
         <w:t>reloj_setup()</w:t>
       </w:r>
       <w:r>
         <w:rPr>
+          <w:b w:val="0"/>
+          <w:color w:val="960000"/>
+          <w:sz w:val="20"/>
+        </w:rPr>
+        <w:t xml:space="preserve">, </w:t>
+      </w:r>
+      <w:r>
+        <w:rPr>
           <w:rFonts w:ascii="Consolas" w:hAnsi="Consolas"/>
           <w:color w:val="960000"/>
           <w:sz w:val="20"/>
         </w:rPr>
+        <w:t>reloj_revisar()</w:t>
+      </w:r>
+      <w:r>
+        <w:rPr>
+          <w:b w:val="0"/>
+          <w:color w:val="960000"/>
+          <w:sz w:val="20"/>
+        </w:rPr>
         <w:t xml:space="preserve">, </w:t>
       </w:r>
       <w:r>
         <w:rPr>
-          <w:b w:val="0"/>
-          <w:color w:val="960000"/>
-          <w:sz w:val="20"/>
-        </w:rPr>
-        <w:t>reloj_revisar()</w:t>
-      </w:r>
-      <w:r>
-        <w:rPr>
           <w:rFonts w:ascii="Consolas" w:hAnsi="Consolas"/>
           <w:color w:val="960000"/>
           <w:sz w:val="20"/>
         </w:rPr>
-        <w:t xml:space="preserve">, </w:t>
-      </w:r>
-      <w:r>
-        <w:rPr>
-          <w:b w:val="0"/>
-          <w:color w:val="960000"/>
-          <w:sz w:val="20"/>
-        </w:rPr>
         <w:t>reloj_leer()</w:t>
       </w:r>
       <w:r>
         <w:rPr>
+          <w:b w:val="0"/>
+          <w:color w:val="960000"/>
+          <w:sz w:val="20"/>
+        </w:rPr>
+        <w:t xml:space="preserve"> y </w:t>
+      </w:r>
+      <w:r>
+        <w:rPr>
           <w:rFonts w:ascii="Consolas" w:hAnsi="Consolas"/>
           <w:color w:val="960000"/>
           <w:sz w:val="20"/>
         </w:rPr>
-        <w:t xml:space="preserve"> y </w:t>
-      </w:r>
-      <w:r>
-        <w:rPr>
-          <w:b w:val="0"/>
-          <w:color w:val="960000"/>
-          <w:sz w:val="20"/>
-        </w:rPr>
         <w:t>reloj_ajustar()</w:t>
       </w:r>
       <w:r>
         <w:rPr>
-          <w:rFonts w:ascii="Consolas" w:hAnsi="Consolas"/>
-          <w:color w:val="960000"/>
-          <w:sz w:val="20"/>
-        </w:rPr>
-        <w:t xml:space="preserve"> **todos con llamador**—, y la hora **ya salió en una cinta de banco**. **Lo que sí hay que decirle al cliente es lo contrario de lo que decía esta línea: la hora del cruce la lleva el </w:t>
-      </w:r>
-      <w:r>
-        <w:rPr>
-          <w:b w:val="0"/>
-          <w:color w:val="960000"/>
-          <w:sz w:val="20"/>
-        </w:rPr>
-        <w:t>DS3231</w:t>
-      </w:r>
-      <w:r>
-        <w:rPr>
-          <w:rFonts w:ascii="Consolas" w:hAnsi="Consolas"/>
-          <w:color w:val="960000"/>
-          <w:sz w:val="20"/>
-        </w:rPr>
-        <w:t xml:space="preserve"> del </w:t>
-      </w:r>
-      <w:r>
-        <w:rPr>
-          <w:b w:val="0"/>
-          <w:color w:val="960000"/>
-          <w:sz w:val="20"/>
-        </w:rPr>
-        <w:t>ESP32`, y el STM32 no tiene ninguno.**</w:t>
+          <w:b w:val="0"/>
+          <w:color w:val="960000"/>
+          <w:sz w:val="20"/>
+        </w:rPr>
+        <w:t xml:space="preserve"> </w:t>
+      </w:r>
+      <w:r>
+        <w:rPr>
+          <w:b/>
+          <w:color w:val="960000"/>
+          <w:sz w:val="20"/>
+        </w:rPr>
+        <w:t>todos con llamador</w:t>
+      </w:r>
+      <w:r>
+        <w:rPr>
+          <w:b w:val="0"/>
+          <w:color w:val="960000"/>
+          <w:sz w:val="20"/>
+        </w:rPr>
+        <w:t xml:space="preserve">—, y la hora </w:t>
+      </w:r>
+      <w:r>
+        <w:rPr>
+          <w:b/>
+          <w:color w:val="960000"/>
+          <w:sz w:val="20"/>
+        </w:rPr>
+        <w:t>ya salió en una cinta de banco</w:t>
+      </w:r>
+      <w:r>
+        <w:rPr>
+          <w:b w:val="0"/>
+          <w:color w:val="960000"/>
+          <w:sz w:val="20"/>
+        </w:rPr>
+        <w:t xml:space="preserve">. </w:t>
+      </w:r>
+      <w:r>
+        <w:rPr>
+          <w:b/>
+          <w:color w:val="960000"/>
+          <w:sz w:val="20"/>
+        </w:rPr>
+        <w:t>Lo que sí hay que decirle al cliente es lo contrario de lo que decía esta línea: la hora del cruce la lleva el `DS3231` del `ESP32`, y el STM32 no tiene ninguno.</w:t>
       </w:r>
     </w:p>
     <w:p>
@@ -8843,7 +9154,7 @@
           <w:color w:val="960000"/>
           <w:sz w:val="20"/>
         </w:rPr>
-        <w:t xml:space="preserve">: esa punta </w:t>
+        <w:t xml:space="preserve">: ~~esa punta </w:t>
       </w:r>
       <w:r>
         <w:rPr>
@@ -8859,7 +9170,23 @@
           <w:color w:val="960000"/>
           <w:sz w:val="20"/>
         </w:rPr>
-        <w:t xml:space="preserve">. * </w:t>
+        <w:t>~~. &gt; # 🔴 07/09 (</w:t>
+      </w:r>
+      <w:r>
+        <w:rPr>
+          <w:rFonts w:ascii="Consolas" w:hAnsi="Consolas"/>
+          <w:color w:val="960000"/>
+          <w:sz w:val="20"/>
+        </w:rPr>
+        <w:t>D-20</w:t>
+      </w:r>
+      <w:r>
+        <w:rPr>
+          <w:b w:val="0"/>
+          <w:color w:val="960000"/>
+          <w:sz w:val="20"/>
+        </w:rPr>
+        <w:t xml:space="preserve">) — ESA ÚLTIMA FRASE ES FALSA DESDE HOY, Y ERA LA MÁS PELIGROSA DEL MANUAL &gt; &gt; </w:t>
       </w:r>
       <w:r>
         <w:rPr>
@@ -8867,15 +9194,47 @@
           <w:color w:val="960000"/>
           <w:sz w:val="20"/>
         </w:rPr>
-        <w:t>Por tanto son DOS, uno por poste</w:t>
-      </w:r>
-      <w:r>
-        <w:rPr>
-          <w:b w:val="0"/>
-          <w:color w:val="960000"/>
-          <w:sz w:val="20"/>
-        </w:rPr>
-        <w:t xml:space="preserve">, no uno; </w:t>
+        <w:t>Declaraba IMPOSIBLE la propagación de la hora entre postes</w:t>
+      </w:r>
+      <w:r>
+        <w:rPr>
+          <w:b w:val="0"/>
+          <w:color w:val="960000"/>
+          <w:sz w:val="20"/>
+        </w:rPr>
+        <w:t xml:space="preserve">, y sobre esa imposibilidad se &gt; sostenía todo el *«hay dos relojes por cruce y no se hablan»* que este documento repite. &gt; </w:t>
+      </w:r>
+      <w:r>
+        <w:rPr>
+          <w:rFonts w:ascii="Consolas" w:hAnsi="Consolas"/>
+          <w:color w:val="960000"/>
+          <w:sz w:val="20"/>
+        </w:rPr>
+        <w:t>DECISIONES.md</w:t>
+      </w:r>
+      <w:r>
+        <w:rPr>
+          <w:b w:val="0"/>
+          <w:color w:val="960000"/>
+          <w:sz w:val="20"/>
+        </w:rPr>
+        <w:t xml:space="preserve"> </w:t>
+      </w:r>
+      <w:r>
+        <w:rPr>
+          <w:rFonts w:ascii="Consolas" w:hAnsi="Consolas"/>
+          <w:color w:val="960000"/>
+          <w:sz w:val="20"/>
+        </w:rPr>
+        <w:t>D-20</w:t>
+      </w:r>
+      <w:r>
+        <w:rPr>
+          <w:b w:val="0"/>
+          <w:color w:val="960000"/>
+          <w:sz w:val="20"/>
+        </w:rPr>
+        <w:t xml:space="preserve"> </w:t>
       </w:r>
       <w:r>
         <w:rPr>
@@ -8883,27 +9242,226 @@
           <w:color w:val="960000"/>
           <w:sz w:val="20"/>
         </w:rPr>
-        <w:t>`Y2` no decide cuántos</w:t>
-      </w:r>
-      <w:r>
-        <w:rPr>
-          <w:b w:val="0"/>
-          <w:color w:val="960000"/>
-          <w:sz w:val="20"/>
-        </w:rPr>
-        <w:t xml:space="preserve">; y </w:t>
-      </w:r>
-      <w:r>
-        <w:rPr>
-          <w:b/>
-          <w:color w:val="960000"/>
-          <w:sz w:val="20"/>
-        </w:rPr>
-        <w:t>ya están puestos</w:t>
-      </w:r>
-      <w:r>
-        <w:rPr>
-          <w:b w:val="0"/>
+        <w:t>construye justo ese camino</w:t>
+      </w:r>
+      <w:r>
+        <w:rPr>
+          <w:b w:val="0"/>
+          <w:color w:val="960000"/>
+          <w:sz w:val="20"/>
+        </w:rPr>
+        <w:t>: &gt; &gt; ``</w:t>
+      </w:r>
+      <w:r>
+        <w:rPr>
+          <w:rFonts w:ascii="Consolas" w:hAnsi="Consolas"/>
+          <w:color w:val="960000"/>
+          <w:sz w:val="20"/>
+        </w:rPr>
+        <w:t xml:space="preserve"> &gt; ESP32-M  -&gt;  STM32-M  -&gt;  radio  -&gt;  STM32-E  -&gt;  ESP32-E &gt; </w:t>
+      </w:r>
+      <w:r>
+        <w:rPr>
+          <w:rFonts w:ascii="Consolas" w:hAnsi="Consolas"/>
+          <w:color w:val="960000"/>
+          <w:sz w:val="20"/>
+        </w:rPr>
+      </w:r>
+      <w:r>
+        <w:rPr>
+          <w:rFonts w:ascii="Consolas" w:hAnsi="Consolas"/>
+          <w:color w:val="960000"/>
+          <w:sz w:val="20"/>
+        </w:rPr>
+        <w:t xml:space="preserve"> &gt; &gt; **La autoridad de la hora es el ESP32 Maestro, y sólo él. El Esclavo hace caso siempre.** Los &gt; STM32 son **carteros**: reciben la hora de su propio ESP32 y la pasan. **Sí hay de dónde tomar &gt; la hora sin tocar el </w:t>
+      </w:r>
+      <w:r>
+        <w:rPr>
+          <w:b w:val="0"/>
+          <w:color w:val="960000"/>
+          <w:sz w:val="20"/>
+        </w:rPr>
+        <w:t>DS3231</w:t>
+      </w:r>
+      <w:r>
+        <w:rPr>
+          <w:rFonts w:ascii="Consolas" w:hAnsi="Consolas"/>
+          <w:color w:val="960000"/>
+          <w:sz w:val="20"/>
+        </w:rPr>
+        <w:t xml:space="preserve"> local: del Maestro, por radio.** &gt; &gt; ⚠️ **PERO SIN CONSTRUIR** (</w:t>
+      </w:r>
+      <w:r>
+        <w:rPr>
+          <w:b w:val="0"/>
+          <w:color w:val="960000"/>
+          <w:sz w:val="20"/>
+        </w:rPr>
+        <w:t>D-20</w:t>
+      </w:r>
+      <w:r>
+        <w:rPr>
+          <w:rFonts w:ascii="Consolas" w:hAnsi="Consolas"/>
+          <w:color w:val="960000"/>
+          <w:sz w:val="20"/>
+        </w:rPr>
+        <w:t xml:space="preserve"> decide la autoridad, no la implementación): falta el mando &gt; ESP32 → STM32 que siembre la hora. El camino físico existe &gt; (</w:t>
+      </w:r>
+      <w:r>
+        <w:rPr>
+          <w:b w:val="0"/>
+          <w:color w:val="960000"/>
+          <w:sz w:val="20"/>
+        </w:rPr>
+        <w:t>ESP32_Expansion/src/enlace_stm32.cpp</w:t>
+      </w:r>
+      <w:r>
+        <w:rPr>
+          <w:rFonts w:ascii="Consolas" w:hAnsi="Consolas"/>
+          <w:color w:val="960000"/>
+          <w:sz w:val="20"/>
+        </w:rPr>
+        <w:t xml:space="preserve">), **el mando no** — ese fichero no menciona </w:t>
+      </w:r>
+      <w:r>
+        <w:rPr>
+          <w:b w:val="0"/>
+          <w:color w:val="960000"/>
+          <w:sz w:val="20"/>
+        </w:rPr>
+        <w:t>RTC</w:t>
+      </w:r>
+      <w:r>
+        <w:rPr>
+          <w:rFonts w:ascii="Consolas" w:hAnsi="Consolas"/>
+          <w:color w:val="960000"/>
+          <w:sz w:val="20"/>
+        </w:rPr>
+        <w:t xml:space="preserve"> ni &gt; </w:t>
+      </w:r>
+      <w:r>
+        <w:rPr>
+          <w:b w:val="0"/>
+          <w:color w:val="960000"/>
+          <w:sz w:val="20"/>
+        </w:rPr>
+        <w:t>hora</w:t>
+      </w:r>
+      <w:r>
+        <w:rPr>
+          <w:rFonts w:ascii="Consolas" w:hAnsi="Consolas"/>
+          <w:color w:val="960000"/>
+          <w:sz w:val="20"/>
+        </w:rPr>
+        <w:t xml:space="preserve"> ni una vez (comprobado el 07/09). &gt; &gt; 🔴 **Y ESTO NO CAMBIA LA COMPRA: SIGUEN HACIENDO FALTA DOS </w:t>
+      </w:r>
+      <w:r>
+        <w:rPr>
+          <w:b w:val="0"/>
+          <w:color w:val="960000"/>
+          <w:sz w:val="20"/>
+        </w:rPr>
+        <w:t>DS3231</w:t>
+      </w:r>
+      <w:r>
+        <w:rPr>
+          <w:rFonts w:ascii="Consolas" w:hAnsi="Consolas"/>
+          <w:color w:val="960000"/>
+          <w:sz w:val="20"/>
+        </w:rPr>
+        <w:t>, UNO POR POSTE (</w:t>
+      </w:r>
+      <w:r>
+        <w:rPr>
+          <w:b w:val="0"/>
+          <w:color w:val="960000"/>
+          <w:sz w:val="20"/>
+        </w:rPr>
+        <w:t>A-5</w:t>
+      </w:r>
+      <w:r>
+        <w:rPr>
+          <w:rFonts w:ascii="Consolas" w:hAnsi="Consolas"/>
+          <w:color w:val="960000"/>
+          <w:sz w:val="20"/>
+        </w:rPr>
+        <w:t>).** &gt; El del Esclavo es el que **conserva la hora con su pila cuando se cae la radio** — que es &gt; exactamente por lo que perder la radio no es perder la hora. **</w:t>
+      </w:r>
+      <w:r>
+        <w:rPr>
+          <w:b w:val="0"/>
+          <w:color w:val="960000"/>
+          <w:sz w:val="20"/>
+        </w:rPr>
+        <w:t>D-20</w:t>
+      </w:r>
+      <w:r>
+        <w:rPr>
+          <w:rFonts w:ascii="Consolas" w:hAnsi="Consolas"/>
+          <w:color w:val="960000"/>
+          <w:sz w:val="20"/>
+        </w:rPr>
+        <w:t xml:space="preserve"> NO reduce la compra a &gt; uno.** Lo que obliga es a poner en hora el poste 2 **en la puesta en marcha, no durante la &gt; avería**: la radio se cae justo cuando hace falta el Modo Degradado, que es el modo que exige &gt; hora. * **Por tanto son DOS, uno por poste**, no uno; **</w:t>
+      </w:r>
+      <w:r>
+        <w:rPr>
+          <w:b w:val="0"/>
+          <w:color w:val="960000"/>
+          <w:sz w:val="20"/>
+        </w:rPr>
+        <w:t>Y2</w:t>
+      </w:r>
+      <w:r>
+        <w:rPr>
+          <w:rFonts w:ascii="Consolas" w:hAnsi="Consolas"/>
+          <w:color w:val="960000"/>
+          <w:sz w:val="20"/>
+        </w:rPr>
+        <w:t xml:space="preserve"> no decide cuántos**; y **ya están puestos** (</w:t>
+      </w:r>
+      <w:r>
+        <w:rPr>
+          <w:b w:val="0"/>
+          <w:color w:val="960000"/>
+          <w:sz w:val="20"/>
+        </w:rPr>
+        <w:t>A-5</w:t>
+      </w:r>
+      <w:r>
+        <w:rPr>
+          <w:rFonts w:ascii="Consolas" w:hAnsi="Consolas"/>
+          <w:color w:val="960000"/>
+          <w:sz w:val="20"/>
+        </w:rPr>
+        <w:t xml:space="preserve">, 05/09). **No hay reloj que comprar para este manual.** * **Y el bus tampoco se monta aquí:** el </w:t>
+      </w:r>
+      <w:r>
+        <w:rPr>
+          <w:b w:val="0"/>
+          <w:color w:val="960000"/>
+          <w:sz w:val="20"/>
+        </w:rPr>
+        <w:t>DS3231</w:t>
+      </w:r>
+      <w:r>
+        <w:rPr>
+          <w:rFonts w:ascii="Consolas" w:hAnsi="Consolas"/>
+          <w:color w:val="960000"/>
+          <w:sz w:val="20"/>
+        </w:rPr>
+        <w:t xml:space="preserve"> cuelga del </w:t>
+      </w:r>
+      <w:r>
+        <w:rPr>
+          <w:b w:val="0"/>
+          <w:color w:val="960000"/>
+          <w:sz w:val="20"/>
+        </w:rPr>
+        <w:t>ESP32</w:t>
+      </w:r>
+      <w:r>
+        <w:rPr>
+          <w:rFonts w:ascii="Consolas" w:hAnsi="Consolas"/>
           <w:color w:val="960000"/>
           <w:sz w:val="20"/>
         </w:rPr>
@@ -8911,51 +9469,27 @@
       </w:r>
       <w:r>
         <w:rPr>
+          <w:b w:val="0"/>
+          <w:color w:val="960000"/>
+          <w:sz w:val="20"/>
+        </w:rPr>
+        <w:t>GPIO21</w:t>
+      </w:r>
+      <w:r>
+        <w:rPr>
           <w:rFonts w:ascii="Consolas" w:hAnsi="Consolas"/>
           <w:color w:val="960000"/>
           <w:sz w:val="20"/>
         </w:rPr>
-        <w:t>A-5</w:t>
-      </w:r>
-      <w:r>
-        <w:rPr>
-          <w:b w:val="0"/>
-          <w:color w:val="960000"/>
-          <w:sz w:val="20"/>
-        </w:rPr>
-        <w:t xml:space="preserve">, 05/09). </w:t>
-      </w:r>
-      <w:r>
-        <w:rPr>
-          <w:b/>
-          <w:color w:val="960000"/>
-          <w:sz w:val="20"/>
-        </w:rPr>
-        <w:t>No hay reloj que comprar para este manual.</w:t>
-      </w:r>
-      <w:r>
-        <w:rPr>
-          <w:b w:val="0"/>
-          <w:color w:val="960000"/>
-          <w:sz w:val="20"/>
-        </w:rPr>
-        <w:t xml:space="preserve"> * </w:t>
-      </w:r>
-      <w:r>
-        <w:rPr>
-          <w:b/>
-          <w:color w:val="960000"/>
-          <w:sz w:val="20"/>
-        </w:rPr>
-        <w:t>Y el bus tampoco se monta aquí:</w:t>
-      </w:r>
-      <w:r>
-        <w:rPr>
-          <w:b w:val="0"/>
-          <w:color w:val="960000"/>
-          <w:sz w:val="20"/>
-        </w:rPr>
-        <w:t xml:space="preserve"> el </w:t>
+        <w:t>/</w:t>
+      </w:r>
+      <w:r>
+        <w:rPr>
+          <w:b w:val="0"/>
+          <w:color w:val="960000"/>
+          <w:sz w:val="20"/>
+        </w:rPr>
+        <w:t>GPIO22</w:t>
       </w:r>
       <w:r>
         <w:rPr>
@@ -8963,31 +9497,31 @@
           <w:color w:val="960000"/>
           <w:sz w:val="20"/>
         </w:rPr>
+        <w:t xml:space="preserve">), no del STM32. Ver el recuadro del principio. ⚠️ ~~**Y el </w:t>
+      </w:r>
+      <w:r>
+        <w:rPr>
+          <w:b w:val="0"/>
+          <w:color w:val="960000"/>
+          <w:sz w:val="20"/>
+        </w:rPr>
         <w:t>DS3231</w:t>
       </w:r>
       <w:r>
         <w:rPr>
-          <w:b w:val="0"/>
-          <w:color w:val="960000"/>
-          <w:sz w:val="20"/>
-        </w:rPr>
-        <w:t xml:space="preserve"> cuelga del </w:t>
-      </w:r>
-      <w:r>
-        <w:rPr>
           <w:rFonts w:ascii="Consolas" w:hAnsi="Consolas"/>
           <w:color w:val="960000"/>
           <w:sz w:val="20"/>
         </w:rPr>
-        <w:t>ESP32</w:t>
-      </w:r>
-      <w:r>
-        <w:rPr>
-          <w:b w:val="0"/>
-          <w:color w:val="960000"/>
-          <w:sz w:val="20"/>
-        </w:rPr>
-        <w:t xml:space="preserve"> (</w:t>
+        <w:t xml:space="preserve"> que se compre no dará la hora al enchufarlo: no hay driver** (§0). Se compra para tenerlo cuando llegue el firmware V9.0, no para arreglar el reloj esta semana.~~ ⛔ **CADUCADO EL 07/09: el driver existe y está llamado.** Lo que sí puede pasar al enchufarlo, y es otra cosa, es que el módulo **no entregue hora válida** —pila equivocada, oscilador parado (</w:t>
+      </w:r>
+      <w:r>
+        <w:rPr>
+          <w:b w:val="0"/>
+          <w:color w:val="960000"/>
+          <w:sz w:val="20"/>
+        </w:rPr>
+        <w:t>OSF</w:t>
       </w:r>
       <w:r>
         <w:rPr>
@@ -8995,15 +9529,15 @@
           <w:color w:val="960000"/>
           <w:sz w:val="20"/>
         </w:rPr>
-        <w:t>GPIO21</w:t>
-      </w:r>
-      <w:r>
-        <w:rPr>
-          <w:b w:val="0"/>
-          <w:color w:val="960000"/>
-          <w:sz w:val="20"/>
-        </w:rPr>
-        <w:t>/</w:t>
+        <w:t xml:space="preserve">), modo 12 h—; en ese caso el firmware publica el hueco </w:t>
+      </w:r>
+      <w:r>
+        <w:rPr>
+          <w:b w:val="0"/>
+          <w:color w:val="960000"/>
+          <w:sz w:val="20"/>
+        </w:rPr>
+        <w:t>--:--:--</w:t>
       </w:r>
       <w:r>
         <w:rPr>
@@ -9011,63 +9545,15 @@
           <w:color w:val="960000"/>
           <w:sz w:val="20"/>
         </w:rPr>
-        <w:t>GPIO22</w:t>
-      </w:r>
-      <w:r>
-        <w:rPr>
-          <w:b w:val="0"/>
-          <w:color w:val="960000"/>
-          <w:sz w:val="20"/>
-        </w:rPr>
-        <w:t>), no del STM32. Ver el recuadro del principio. ⚠️ ~~</w:t>
-      </w:r>
-      <w:r>
-        <w:rPr>
-          <w:b/>
-          <w:color w:val="960000"/>
-          <w:sz w:val="20"/>
-        </w:rPr>
-        <w:t>Y el `DS3231` que se compre no dará la hora al enchufarlo: no hay driver</w:t>
-      </w:r>
-      <w:r>
-        <w:rPr>
-          <w:b w:val="0"/>
-          <w:color w:val="960000"/>
-          <w:sz w:val="20"/>
-        </w:rPr>
-        <w:t xml:space="preserve"> (§0). Se compra para tenerlo cuando llegue el firmware V9.0, no para arreglar el reloj esta semana.~~ ⛔ </w:t>
-      </w:r>
-      <w:r>
-        <w:rPr>
-          <w:b/>
-          <w:color w:val="960000"/>
-          <w:sz w:val="20"/>
-        </w:rPr>
-        <w:t>CADUCADO EL 07/09: el driver existe y está llamado.</w:t>
-      </w:r>
-      <w:r>
-        <w:rPr>
-          <w:b w:val="0"/>
-          <w:color w:val="960000"/>
-          <w:sz w:val="20"/>
-        </w:rPr>
-        <w:t xml:space="preserve"> Lo que sí puede pasar al enchufarlo, y es otra cosa, es que el módulo </w:t>
-      </w:r>
-      <w:r>
-        <w:rPr>
-          <w:b/>
-          <w:color w:val="960000"/>
-          <w:sz w:val="20"/>
-        </w:rPr>
-        <w:t>no entregue hora válida</w:t>
-      </w:r>
-      <w:r>
-        <w:rPr>
-          <w:b w:val="0"/>
-          <w:color w:val="960000"/>
-          <w:sz w:val="20"/>
-        </w:rPr>
-        <w:t xml:space="preserve"> —pila equivocada, oscilador parado (</w:t>
+        <w:t xml:space="preserve"> **a propósito**, y el motivo se lee con **</w:t>
+      </w:r>
+      <w:r>
+        <w:rPr>
+          <w:b w:val="0"/>
+          <w:color w:val="960000"/>
+          <w:sz w:val="20"/>
+        </w:rPr>
+        <w:t>CMD:LEER_RTC</w:t>
       </w:r>
       <w:r>
         <w:rPr>
@@ -9075,15 +9561,15 @@
           <w:color w:val="960000"/>
           <w:sz w:val="20"/>
         </w:rPr>
-        <w:t>OSF</w:t>
-      </w:r>
-      <w:r>
-        <w:rPr>
-          <w:b w:val="0"/>
-          <w:color w:val="960000"/>
-          <w:sz w:val="20"/>
-        </w:rPr>
-        <w:t xml:space="preserve">), modo 12 h—; en ese caso el firmware publica el hueco </w:t>
+        <w:t>** (</w:t>
+      </w:r>
+      <w:r>
+        <w:rPr>
+          <w:b w:val="0"/>
+          <w:color w:val="960000"/>
+          <w:sz w:val="20"/>
+        </w:rPr>
+        <w:t>D-17</w:t>
       </w:r>
       <w:r>
         <w:rPr>
@@ -9091,79 +9577,15 @@
           <w:color w:val="960000"/>
           <w:sz w:val="20"/>
         </w:rPr>
-        <w:t>--:--:--</w:t>
-      </w:r>
-      <w:r>
-        <w:rPr>
-          <w:b w:val="0"/>
-          <w:color w:val="960000"/>
-          <w:sz w:val="20"/>
-        </w:rPr>
-        <w:t xml:space="preserve"> </w:t>
-      </w:r>
-      <w:r>
-        <w:rPr>
-          <w:b/>
-          <w:color w:val="960000"/>
-          <w:sz w:val="20"/>
-        </w:rPr>
-        <w:t>a propósito</w:t>
-      </w:r>
-      <w:r>
-        <w:rPr>
-          <w:b w:val="0"/>
-          <w:color w:val="960000"/>
-          <w:sz w:val="20"/>
-        </w:rPr>
-        <w:t xml:space="preserve">, y el motivo se lee con </w:t>
-      </w:r>
-      <w:r>
-        <w:rPr>
-          <w:b/>
-          <w:color w:val="960000"/>
-          <w:sz w:val="20"/>
-        </w:rPr>
-        <w:t>`CMD:LEER_RTC`</w:t>
-      </w:r>
-      <w:r>
-        <w:rPr>
-          <w:b w:val="0"/>
-          <w:color w:val="960000"/>
-          <w:sz w:val="20"/>
-        </w:rPr>
-        <w:t xml:space="preserve"> (</w:t>
-      </w:r>
-      <w:r>
-        <w:rPr>
-          <w:rFonts w:ascii="Consolas" w:hAnsi="Consolas"/>
-          <w:color w:val="960000"/>
-          <w:sz w:val="20"/>
-        </w:rPr>
-        <w:t>D-17</w:t>
-      </w:r>
-      <w:r>
-        <w:rPr>
-          <w:b w:val="0"/>
-          <w:color w:val="960000"/>
-          <w:sz w:val="20"/>
-        </w:rPr>
         <w:t xml:space="preserve">), que contesta </w:t>
       </w:r>
       <w:r>
         <w:rPr>
-          <w:rFonts w:ascii="Consolas" w:hAnsi="Consolas"/>
-          <w:color w:val="960000"/>
-          <w:sz w:val="20"/>
-        </w:rPr>
-        <w:t>$ERR ... DESC:</w:t>
-      </w:r>
-      <w:r>
-        <w:rPr>
-          <w:b w:val="0"/>
-          <w:color w:val="960000"/>
-          <w:sz w:val="20"/>
-        </w:rPr>
-        <w:t xml:space="preserve"> por causa.</w:t>
+          <w:b w:val="0"/>
+          <w:color w:val="960000"/>
+          <w:sz w:val="20"/>
+        </w:rPr>
+        <w:t>$ERR ... DESC:` por causa.</w:t>
       </w:r>
     </w:p>
     <w:tbl>
